--- a/docs/KOR-BC-Housing-RFPQ-Teaming-Dossier-2026-06-25.docx
+++ b/docs/KOR-BC-Housing-RFPQ-Teaming-Dossier-2026-06-25.docx
@@ -797,7 +797,7 @@
               <w:rPr>
                 <w:sz w:val="19"/>
               </w:rPr>
-              <w:t xml:space="preserve"> (bcbid.gov.bc.ca)</w:t>
+              <w:t xml:space="preserve"> (RFPQ# 1070-2526-229A)</w:t>
             </w:r>
           </w:p>
         </w:tc>
@@ -838,30 +838,11 @@
             </w:pPr>
             <w:r>
               <w:rPr>
-                <w:sz w:val="19"/>
-              </w:rPr>
-              <w:t>Eligibility detail, regions, evaluation weightings, whether structural subs are named/scored</w:t>
-            </w:r>
-          </w:p>
-        </w:tc>
-        <w:tc>
-          <w:tcPr>
-            <w:tcW w:w="1667" w:type="pct"/>
-          </w:tcPr>
-          <w:p>
-            <w:pPr>
-              <w:pStyle w:val="Compact"/>
-              <w:rPr>
-                <w:sz w:val="19"/>
-              </w:rPr>
-            </w:pPr>
-            <w:r>
-              <w:rPr>
                 <w:b/>
                 <w:bCs/>
                 <w:sz w:val="19"/>
               </w:rPr>
-              <w:t>In the RFPQ document — behind BC Bid login</w:t>
+              <w:t>Eligibility</w:t>
             </w:r>
           </w:p>
         </w:tc>
@@ -882,7 +863,373 @@
                 <w:bCs/>
                 <w:sz w:val="19"/>
               </w:rPr>
-              <w:t>Needs the doc (§6)</w:t>
+              <w:t>AIBC membership + Certificate of Practice (architects only)</w:t>
+            </w:r>
+            <w:r>
+              <w:rPr>
+                <w:sz w:val="19"/>
+              </w:rPr>
+              <w:t>; 7 yrs architectural housing experience + 3 housing projects/10 yrs</w:t>
+            </w:r>
+          </w:p>
+        </w:tc>
+        <w:tc>
+          <w:tcPr>
+            <w:tcW w:w="1667" w:type="pct"/>
+          </w:tcPr>
+          <w:p>
+            <w:pPr>
+              <w:pStyle w:val="Compact"/>
+              <w:rPr>
+                <w:sz w:val="19"/>
+              </w:rPr>
+            </w:pPr>
+            <w:r>
+              <w:rPr>
+                <w:b/>
+                <w:bCs/>
+                <w:sz w:val="19"/>
+              </w:rPr>
+              <w:t>Confirmed — RFPQ §3.2</w:t>
+            </w:r>
+          </w:p>
+        </w:tc>
+      </w:tr>
+      <w:tr>
+        <w:trPr>
+          <w:cnfStyle w:val="000000100000" w:firstRow="0" w:lastRow="0" w:firstColumn="0" w:lastColumn="0" w:oddVBand="0" w:evenVBand="0" w:oddHBand="1" w:evenHBand="0" w:firstRowFirstColumn="0" w:firstRowLastColumn="0" w:lastRowFirstColumn="0" w:lastRowLastColumn="0"/>
+          <w:cantSplit/>
+        </w:trPr>
+        <w:tc>
+          <w:tcPr>
+            <w:tcW w:w="1667" w:type="pct"/>
+          </w:tcPr>
+          <w:p>
+            <w:pPr>
+              <w:pStyle w:val="Compact"/>
+              <w:rPr>
+                <w:sz w:val="19"/>
+              </w:rPr>
+            </w:pPr>
+            <w:r>
+              <w:rPr>
+                <w:b/>
+                <w:bCs/>
+                <w:sz w:val="19"/>
+              </w:rPr>
+              <w:t>Structural sub named/scored at prequal?</w:t>
+            </w:r>
+          </w:p>
+        </w:tc>
+        <w:tc>
+          <w:tcPr>
+            <w:tcW w:w="1667" w:type="pct"/>
+          </w:tcPr>
+          <w:p>
+            <w:pPr>
+              <w:pStyle w:val="Compact"/>
+              <w:rPr>
+                <w:sz w:val="19"/>
+              </w:rPr>
+            </w:pPr>
+            <w:r>
+              <w:rPr>
+                <w:b/>
+                <w:bCs/>
+                <w:sz w:val="19"/>
+              </w:rPr>
+              <w:t>NO</w:t>
+            </w:r>
+            <w:r>
+              <w:rPr>
+                <w:sz w:val="19"/>
+              </w:rPr>
+              <w:t xml:space="preserve"> </w:t>
+            </w:r>
+            <w:r>
+              <w:rPr>
+                <w:sz w:val="19"/>
+              </w:rPr>
+              <w:t>— rated criteria are Company Experience + Project Mgmt Plan only; no sub-consultant naming field anywhere</w:t>
+            </w:r>
+          </w:p>
+        </w:tc>
+        <w:tc>
+          <w:tcPr>
+            <w:tcW w:w="1667" w:type="pct"/>
+          </w:tcPr>
+          <w:p>
+            <w:pPr>
+              <w:pStyle w:val="Compact"/>
+              <w:rPr>
+                <w:sz w:val="19"/>
+              </w:rPr>
+            </w:pPr>
+            <w:r>
+              <w:rPr>
+                <w:b/>
+                <w:bCs/>
+                <w:sz w:val="19"/>
+              </w:rPr>
+              <w:t>Confirmed — RFPQ Part 2, §3.3, App. D</w:t>
+            </w:r>
+          </w:p>
+        </w:tc>
+      </w:tr>
+      <w:tr>
+        <w:trPr>
+          <w:cantSplit/>
+        </w:trPr>
+        <w:tc>
+          <w:tcPr>
+            <w:tcW w:w="1667" w:type="pct"/>
+          </w:tcPr>
+          <w:p>
+            <w:pPr>
+              <w:pStyle w:val="Compact"/>
+              <w:rPr>
+                <w:sz w:val="19"/>
+              </w:rPr>
+            </w:pPr>
+            <w:r>
+              <w:rPr>
+                <w:sz w:val="19"/>
+              </w:rPr>
+              <w:t>Regions + roster caps</w:t>
+            </w:r>
+          </w:p>
+        </w:tc>
+        <w:tc>
+          <w:tcPr>
+            <w:tcW w:w="1667" w:type="pct"/>
+          </w:tcPr>
+          <w:p>
+            <w:pPr>
+              <w:pStyle w:val="Compact"/>
+              <w:rPr>
+                <w:sz w:val="19"/>
+              </w:rPr>
+            </w:pPr>
+            <w:r>
+              <w:rPr>
+                <w:sz w:val="19"/>
+              </w:rPr>
+              <w:t>Lower Mainland 12 · Vancouver Island 8 · Interior 8 · Northern 6 (same for DASH)</w:t>
+            </w:r>
+          </w:p>
+        </w:tc>
+        <w:tc>
+          <w:tcPr>
+            <w:tcW w:w="1667" w:type="pct"/>
+          </w:tcPr>
+          <w:p>
+            <w:pPr>
+              <w:pStyle w:val="Compact"/>
+              <w:rPr>
+                <w:sz w:val="19"/>
+              </w:rPr>
+            </w:pPr>
+            <w:r>
+              <w:rPr>
+                <w:sz w:val="19"/>
+              </w:rPr>
+              <w:t>Confirmed §3.5</w:t>
+            </w:r>
+          </w:p>
+        </w:tc>
+      </w:tr>
+      <w:tr>
+        <w:trPr>
+          <w:cnfStyle w:val="000000100000" w:firstRow="0" w:lastRow="0" w:firstColumn="0" w:lastColumn="0" w:oddVBand="0" w:evenVBand="0" w:oddHBand="1" w:evenHBand="0" w:firstRowFirstColumn="0" w:firstRowLastColumn="0" w:lastRowFirstColumn="0" w:lastRowLastColumn="0"/>
+          <w:cantSplit/>
+        </w:trPr>
+        <w:tc>
+          <w:tcPr>
+            <w:tcW w:w="1667" w:type="pct"/>
+          </w:tcPr>
+          <w:p>
+            <w:pPr>
+              <w:pStyle w:val="Compact"/>
+              <w:rPr>
+                <w:sz w:val="19"/>
+              </w:rPr>
+            </w:pPr>
+            <w:r>
+              <w:rPr>
+                <w:sz w:val="19"/>
+              </w:rPr>
+              <w:t>Forecast volume (3 yrs)</w:t>
+            </w:r>
+          </w:p>
+        </w:tc>
+        <w:tc>
+          <w:tcPr>
+            <w:tcW w:w="1667" w:type="pct"/>
+          </w:tcPr>
+          <w:p>
+            <w:pPr>
+              <w:pStyle w:val="Compact"/>
+              <w:rPr>
+                <w:sz w:val="19"/>
+              </w:rPr>
+            </w:pPr>
+            <w:r>
+              <w:rPr>
+                <w:sz w:val="19"/>
+              </w:rPr>
+              <w:t>~10–15 multi-unit (primarily DASH) + ~15–20 group home Stage Two solicitations</w:t>
+            </w:r>
+          </w:p>
+        </w:tc>
+        <w:tc>
+          <w:tcPr>
+            <w:tcW w:w="1667" w:type="pct"/>
+          </w:tcPr>
+          <w:p>
+            <w:pPr>
+              <w:pStyle w:val="Compact"/>
+              <w:rPr>
+                <w:sz w:val="19"/>
+              </w:rPr>
+            </w:pPr>
+            <w:r>
+              <w:rPr>
+                <w:sz w:val="19"/>
+              </w:rPr>
+              <w:t>Confirmed §1.11.1</w:t>
+            </w:r>
+          </w:p>
+        </w:tc>
+      </w:tr>
+      <w:tr>
+        <w:trPr>
+          <w:cantSplit/>
+        </w:trPr>
+        <w:tc>
+          <w:tcPr>
+            <w:tcW w:w="1667" w:type="pct"/>
+          </w:tcPr>
+          <w:p>
+            <w:pPr>
+              <w:pStyle w:val="Compact"/>
+              <w:rPr>
+                <w:sz w:val="19"/>
+              </w:rPr>
+            </w:pPr>
+            <w:r>
+              <w:rPr>
+                <w:sz w:val="19"/>
+              </w:rPr>
+              <w:t>Deadlines</w:t>
+            </w:r>
+          </w:p>
+        </w:tc>
+        <w:tc>
+          <w:tcPr>
+            <w:tcW w:w="1667" w:type="pct"/>
+          </w:tcPr>
+          <w:p>
+            <w:pPr>
+              <w:pStyle w:val="Compact"/>
+              <w:rPr>
+                <w:sz w:val="19"/>
+              </w:rPr>
+            </w:pPr>
+            <w:r>
+              <w:rPr>
+                <w:sz w:val="19"/>
+              </w:rPr>
+              <w:t xml:space="preserve">Questions 29 Jun · Addenda 7 Jul · </w:t>
+            </w:r>
+            <w:r>
+              <w:rPr>
+                <w:b/>
+                <w:bCs/>
+                <w:sz w:val="19"/>
+              </w:rPr>
+              <w:t>Submission 22 Jul 2026 @ 2 PM PST</w:t>
+            </w:r>
+          </w:p>
+        </w:tc>
+        <w:tc>
+          <w:tcPr>
+            <w:tcW w:w="1667" w:type="pct"/>
+          </w:tcPr>
+          <w:p>
+            <w:pPr>
+              <w:pStyle w:val="Compact"/>
+              <w:rPr>
+                <w:sz w:val="19"/>
+              </w:rPr>
+            </w:pPr>
+            <w:r>
+              <w:rPr>
+                <w:sz w:val="19"/>
+              </w:rPr>
+              <w:t>Confirmed §1.8</w:t>
+            </w:r>
+          </w:p>
+        </w:tc>
+      </w:tr>
+      <w:tr>
+        <w:trPr>
+          <w:cnfStyle w:val="000000100000" w:firstRow="0" w:lastRow="0" w:firstColumn="0" w:lastColumn="0" w:oddVBand="0" w:evenVBand="0" w:oddHBand="1" w:evenHBand="0" w:firstRowFirstColumn="0" w:firstRowLastColumn="0" w:lastRowFirstColumn="0" w:lastRowLastColumn="0"/>
+          <w:cantSplit/>
+        </w:trPr>
+        <w:tc>
+          <w:tcPr>
+            <w:tcW w:w="1667" w:type="pct"/>
+          </w:tcPr>
+          <w:p>
+            <w:pPr>
+              <w:pStyle w:val="Compact"/>
+              <w:rPr>
+                <w:sz w:val="19"/>
+              </w:rPr>
+            </w:pPr>
+            <w:r>
+              <w:rPr>
+                <w:sz w:val="19"/>
+              </w:rPr>
+              <w:t>BC Housing contacts</w:t>
+            </w:r>
+          </w:p>
+        </w:tc>
+        <w:tc>
+          <w:tcPr>
+            <w:tcW w:w="1667" w:type="pct"/>
+          </w:tcPr>
+          <w:p>
+            <w:pPr>
+              <w:pStyle w:val="Compact"/>
+              <w:rPr>
+                <w:sz w:val="19"/>
+              </w:rPr>
+            </w:pPr>
+            <w:r>
+              <w:rPr>
+                <w:sz w:val="19"/>
+              </w:rPr>
+              <w:t>Sherry Azimi sazimi@bchousing.org · Lucia Campos Pacheco lpacheco@bchousing.org</w:t>
+            </w:r>
+          </w:p>
+        </w:tc>
+        <w:tc>
+          <w:tcPr>
+            <w:tcW w:w="1667" w:type="pct"/>
+          </w:tcPr>
+          <w:p>
+            <w:pPr>
+              <w:pStyle w:val="Compact"/>
+              <w:rPr>
+                <w:sz w:val="19"/>
+              </w:rPr>
+            </w:pPr>
+            <w:r>
+              <w:rPr>
+                <w:sz w:val="19"/>
+              </w:rPr>
+              <w:t>Confirmed §1.9</w:t>
             </w:r>
           </w:p>
         </w:tc>
@@ -893,10 +1240,10 @@
         <w:pStyle w:val="Heading2"/>
         <w:pageBreakBefore/>
       </w:pPr>
-      <w:bookmarkStart w:id="3" w:name="how-kor-participates-teaming-mechanics"/>
+      <w:bookmarkStart w:id="3" w:name="Xbe005b8a5990633b0daaa3cb1c1ea45214779f2"/>
       <w:bookmarkEnd w:id="2"/>
       <w:r>
-        <w:t>3. How KOR participates (teaming mechanics)</w:t>
+        <w:t>3. How KOR participates (teaming mechanics) — now CONFIRMED from the RFPQ</w:t>
       </w:r>
     </w:p>
     <w:p>
@@ -904,27 +1251,7 @@
         <w:pStyle w:val="FirstParagraph"/>
       </w:pPr>
       <w:r>
-        <w:t xml:space="preserve">On BC Housing buildings the </w:t>
-      </w:r>
-      <w:r>
-        <w:rPr>
-          <w:b/>
-          <w:bCs/>
-        </w:rPr>
-        <w:t>architect is the prime consultant</w:t>
-      </w:r>
-      <w:r>
-        <w:t xml:space="preserve">: they assemble the full team — structural included — and submit one application, scored on the team’s P.Eng depth and similar-project experience. </w:t>
-      </w:r>
-      <w:r>
-        <w:rPr>
-          <w:b/>
-          <w:bCs/>
-        </w:rPr>
-        <w:t>KOR wins the structural seat by being on the architect’s team before they submit.</w:t>
-      </w:r>
-      <w:r>
-        <w:t xml:space="preserve"> So:</w:t>
+        <w:t>The RFPQ documents resolve the open question cold:</w:t>
       </w:r>
     </w:p>
     <w:p>
@@ -936,14 +1263,14 @@
         </w:numPr>
       </w:pPr>
       <w:r>
-        <w:t xml:space="preserve">KOR cannot apply as an “architectural firm,” and a structural firm acting as solo “prime consultant” for housing design is atypical → </w:t>
-      </w:r>
-      <w:r>
         <w:rPr>
           <w:b/>
           <w:bCs/>
         </w:rPr>
-        <w:t>no direct KOR application.</w:t>
+        <w:t>KOR cannot be on this roster — it is architects-only.</w:t>
+      </w:r>
+      <w:r>
+        <w:t xml:space="preserve"> Mandatory Requirement (§3.2, pass/fail) requires AIBC membership + Certificate of Practice; the experience gate is architectural (Principal-in-Charge / Project Architect). A structural firm fails Phase 1. There was never a KOR application to make.</w:t>
       </w:r>
     </w:p>
     <w:p>
@@ -955,27 +1282,55 @@
         </w:numPr>
       </w:pPr>
       <w:r>
-        <w:t xml:space="preserve">The </w:t>
-      </w:r>
-      <w:r>
         <w:rPr>
           <w:b/>
           <w:bCs/>
         </w:rPr>
-        <w:t>DASH / prefab + BIM stream</w:t>
-      </w:r>
-      <w:r>
-        <w:t xml:space="preserve"> is KOR’s strongest technical angle — KOR’s </w:t>
+        <w:lastRenderedPageBreak/>
+        <w:t>The structural engineer is NOT named or scored at the prequal stage.</w:t>
+      </w:r>
+      <w:r>
+        <w:t xml:space="preserve"> Rated criteria (§3.3) are only </w:t>
+      </w:r>
+      <w:r>
+        <w:rPr>
+          <w:i/>
+          <w:iCs/>
+        </w:rPr>
+        <w:t>Company Information &amp; Experience</w:t>
+      </w:r>
+      <w:r>
+        <w:t xml:space="preserve"> and </w:t>
+      </w:r>
+      <w:r>
+        <w:rPr>
+          <w:i/>
+          <w:iCs/>
+        </w:rPr>
+        <w:t>Project Management Plan</w:t>
+      </w:r>
+      <w:r>
+        <w:t xml:space="preserve"> (60% threshold). The Experience Form (Appendix D) has </w:t>
       </w:r>
       <w:r>
         <w:rPr>
           <w:b/>
           <w:bCs/>
         </w:rPr>
-        <w:t>mass-timber + concrete hybrid</w:t>
-      </w:r>
-      <w:r>
-        <w:t xml:space="preserve"> and modular positioning is exactly what that stream rewards. Lead the pitch there.</w:t>
+        <w:t>no field to name a structural engineer or any sub-consultant.</w:t>
+      </w:r>
+      <w:r>
+        <w:t xml:space="preserve"> So being on an architect’s team buys KOR nothing </w:t>
+      </w:r>
+      <w:r>
+        <w:rPr>
+          <w:i/>
+          <w:iCs/>
+        </w:rPr>
+        <w:t>in this RFPQ’s scoring</w:t>
+      </w:r>
+      <w:r>
+        <w:t>.</w:t>
       </w:r>
     </w:p>
     <w:p>
@@ -987,27 +1342,92 @@
         </w:numPr>
       </w:pPr>
       <w:r>
-        <w:t xml:space="preserve">The </w:t>
-      </w:r>
-      <w:r>
         <w:rPr>
           <w:b/>
           <w:bCs/>
         </w:rPr>
-        <w:t>29 Jun inquiry window</w:t>
-      </w:r>
-      <w:r>
-        <w:t xml:space="preserve"> is for formal RFPQ-clarification questions answered publicly via addendum — </w:t>
+        <w:t>The play is purely downstream and relationship-based, over a 3-year runway.</w:t>
+      </w:r>
+      <w:r>
+        <w:t xml:space="preserve"> </w:t>
+      </w:r>
+      <w:r>
+        <w:t xml:space="preserve">The contract is RAIC Doc 6 (BC Housing ↔ architect). Rostered architects get invited to </w:t>
       </w:r>
       <w:r>
         <w:rPr>
           <w:b/>
           <w:bCs/>
         </w:rPr>
-        <w:t>not</w:t>
-      </w:r>
-      <w:r>
-        <w:t xml:space="preserve"> competitor intel. Use it only if there’s a genuine eligibility question (e.g., “Are named structural sub-consultants and their experience evaluated in the team submission?”).</w:t>
+        <w:t>Stage Two project solicitations</w:t>
+      </w:r>
+      <w:r>
+        <w:t xml:space="preserve"> across the 3-year term; when they win a project they assemble the consultant team and bring their structural engineer. KOR’s goal: </w:t>
+      </w:r>
+      <w:r>
+        <w:rPr>
+          <w:b/>
+          <w:bCs/>
+        </w:rPr>
+        <w:t>be the structural partner rostered architects pull onto their BC Housing projects, project by project.</w:t>
+      </w:r>
+    </w:p>
+    <w:p>
+      <w:pPr>
+        <w:pStyle w:val="Compact"/>
+        <w:numPr>
+          <w:ilvl w:val="0"/>
+          <w:numId w:val="3"/>
+        </w:numPr>
+      </w:pPr>
+      <w:r>
+        <w:rPr>
+          <w:b/>
+          <w:bCs/>
+        </w:rPr>
+        <w:t>DASH is built for KOR’s edge — lead with it.</w:t>
+      </w:r>
+      <w:r>
+        <w:t xml:space="preserve"> DASH is mid-rise wood-frame up to 6 storeys with </w:t>
+      </w:r>
+      <w:r>
+        <w:rPr>
+          <w:b/>
+          <w:bCs/>
+        </w:rPr>
+        <w:t>optional CLT shear walls/floors, configurable for seismic zones</w:t>
+      </w:r>
+      <w:r>
+        <w:t xml:space="preserve"> (§1.7) — KOR’s mass-timber + seismic wheelhouse. It’s also where the volume is (~10–15 multi-unit solicitations vs ~15–20 small group homes). Pitch KOR as the CLT/panelized + seismic structural partner for architects’ DASH work.</w:t>
+      </w:r>
+    </w:p>
+    <w:p>
+      <w:pPr>
+        <w:pStyle w:val="Compact"/>
+        <w:numPr>
+          <w:ilvl w:val="0"/>
+          <w:numId w:val="3"/>
+        </w:numPr>
+      </w:pPr>
+      <w:r>
+        <w:rPr>
+          <w:b/>
+          <w:bCs/>
+        </w:rPr>
+        <w:t>No value in the 29 Jun inquiry window for KOR</w:t>
+      </w:r>
+      <w:r>
+        <w:t xml:space="preserve"> — it’s public RFPQ clarification for </w:t>
+      </w:r>
+      <w:r>
+        <w:rPr>
+          <w:i/>
+          <w:iCs/>
+        </w:rPr>
+        <w:t>proponents</w:t>
+      </w:r>
+      <w:r>
+        <w:t xml:space="preserve"> (architects), not a channel for KOR. Skip it.</w:t>
       </w:r>
     </w:p>
     <w:p>
@@ -1256,14 +1676,7 @@
               <w:rPr>
                 <w:sz w:val="19"/>
               </w:rPr>
-              <w:t xml:space="preserve"> — repeat affordable-housing architect (BC Housing New </w:t>
-            </w:r>
-            <w:r>
-              <w:rPr>
-                <w:sz w:val="19"/>
-              </w:rPr>
-              <w:lastRenderedPageBreak/>
-              <w:t>West 1923 Marine Way)</w:t>
+              <w:t xml:space="preserve"> — repeat affordable-housing architect (BC Housing New West 1923 Marine Way)</w:t>
             </w:r>
           </w:p>
         </w:tc>
@@ -1284,7 +1697,6 @@
                 <w:bCs/>
                 <w:sz w:val="19"/>
               </w:rPr>
-              <w:lastRenderedPageBreak/>
               <w:t>Stu Lyon</w:t>
             </w:r>
             <w:r>
@@ -1330,14 +1742,7 @@
               <w:rPr>
                 <w:sz w:val="19"/>
               </w:rPr>
-              <w:t xml:space="preserve"> abrudar@gblarc</w:t>
-            </w:r>
-            <w:r>
-              <w:rPr>
-                <w:sz w:val="19"/>
-              </w:rPr>
-              <w:lastRenderedPageBreak/>
-              <w:t xml:space="preserve">hitects.com </w:t>
+              <w:t xml:space="preserve"> abrudar@gblarchitects.com </w:t>
             </w:r>
             <w:r>
               <w:rPr>
@@ -1365,21 +1770,19 @@
                 <w:bCs/>
                 <w:sz w:val="19"/>
               </w:rPr>
-              <w:lastRenderedPageBreak/>
               <w:t>#1 call.</w:t>
             </w:r>
             <w:r>
               <w:rPr>
                 <w:sz w:val="19"/>
               </w:rPr>
-              <w:t xml:space="preserve"> Warm + proven BC Housing. Ask to be their named SE on the BC Housing roster </w:t>
-            </w:r>
-            <w:r>
-              <w:rPr>
-                <w:sz w:val="19"/>
-              </w:rPr>
-              <w:lastRenderedPageBreak/>
-              <w:t>submission (both streams).</w:t>
+              <w:t xml:space="preserve"> </w:t>
+            </w:r>
+            <w:r>
+              <w:rPr>
+                <w:sz w:val="19"/>
+              </w:rPr>
+              <w:t>Warm + proven BC Housing. Ask to be their named SE on the BC Housing roster submission (both streams).</w:t>
             </w:r>
           </w:p>
         </w:tc>
@@ -1405,7 +1808,6 @@
                 <w:bCs/>
                 <w:sz w:val="19"/>
               </w:rPr>
-              <w:lastRenderedPageBreak/>
               <w:t>NSDA Architects</w:t>
             </w:r>
           </w:p>
@@ -1568,6 +1970,7 @@
                 <w:bCs/>
                 <w:sz w:val="19"/>
               </w:rPr>
+              <w:lastRenderedPageBreak/>
               <w:t>Studio One Architecture</w:t>
             </w:r>
           </w:p>
@@ -2172,20 +2575,7 @@
               <w:rPr>
                 <w:sz w:val="19"/>
               </w:rPr>
-              <w:t xml:space="preserve"> </w:t>
-            </w:r>
-            <w:r>
-              <w:rPr>
-                <w:sz w:val="19"/>
-              </w:rPr>
-              <w:t xml:space="preserve">(Brock Commons precedent) — strong </w:t>
-            </w:r>
-            <w:r>
-              <w:rPr>
-                <w:sz w:val="19"/>
-              </w:rPr>
-              <w:lastRenderedPageBreak/>
-              <w:t>DASH-stream fit</w:t>
+              <w:t xml:space="preserve"> (Brock Commons precedent) — strong DASH-stream fit</w:t>
             </w:r>
           </w:p>
         </w:tc>
@@ -2206,7 +2596,6 @@
                 <w:bCs/>
                 <w:sz w:val="19"/>
               </w:rPr>
-              <w:lastRenderedPageBreak/>
               <w:t>Russell Acton</w:t>
             </w:r>
             <w:r>
@@ -2252,14 +2641,7 @@
               <w:rPr>
                 <w:sz w:val="19"/>
               </w:rPr>
-              <w:t xml:space="preserve"> mostry@actonostry.</w:t>
-            </w:r>
-            <w:r>
-              <w:rPr>
-                <w:sz w:val="19"/>
-              </w:rPr>
-              <w:lastRenderedPageBreak/>
-              <w:t xml:space="preserve">ca </w:t>
+              <w:t xml:space="preserve"> mostry@actonostry.ca </w:t>
             </w:r>
             <w:r>
               <w:rPr>
@@ -2292,7 +2674,6 @@
                 <w:bCs/>
                 <w:sz w:val="19"/>
               </w:rPr>
-              <w:lastRenderedPageBreak/>
               <w:t>Ryder Architecture</w:t>
             </w:r>
           </w:p>
@@ -2401,7 +2782,11 @@
         <w:t>Ryan Bragg</w:t>
       </w:r>
       <w:r>
-        <w:t xml:space="preserve"> ryan.bragg@perkinswill.com ✓ · Revery — </w:t>
+        <w:t xml:space="preserve"> </w:t>
+      </w:r>
+      <w:r>
+        <w:lastRenderedPageBreak/>
+        <w:t xml:space="preserve">ryan.bragg@perkinswill.com ✓ · Revery — </w:t>
       </w:r>
       <w:r>
         <w:rPr>
@@ -2492,7 +2877,10 @@
         <w:t>Call GBL (Stu Lyon / Amela Brudar) first</w:t>
       </w:r>
       <w:r>
-        <w:t xml:space="preserve"> — warm + proven BC Housing. Ask to be the named SE on their roster submission, both streams.</w:t>
+        <w:t xml:space="preserve"> </w:t>
+      </w:r>
+      <w:r>
+        <w:t>— warm + proven BC Housing. Ask to be the named SE on their roster submission, both streams.</w:t>
       </w:r>
     </w:p>
     <w:p>
@@ -2576,11 +2964,39 @@
         <w:pStyle w:val="Heading2"/>
         <w:pageBreakBefore/>
       </w:pPr>
-      <w:bookmarkStart w:id="11" w:name="Xa75f676b611de72f35559a9d855d1668c93859d"/>
+      <w:bookmarkStart w:id="11" w:name="X71d06325813b0bc467143adf93a7c146a270538"/>
       <w:bookmarkEnd w:id="10"/>
       <w:r>
-        <w:lastRenderedPageBreak/>
-        <w:t>6. What to pull from BC Bid (you offered — this upgrades the dossier from inference to fact)</w:t>
+        <w:t>6. Document review — COMPLETE (RFPQ 1070-2526-229A, read 25 Jun 2026)</w:t>
+      </w:r>
+    </w:p>
+    <w:p>
+      <w:pPr>
+        <w:pStyle w:val="FirstParagraph"/>
+      </w:pPr>
+      <w:r>
+        <w:t xml:space="preserve">Both priority documents (main RFPQ PDF + Fillable Forms DOCX) were pulled and read. Confirmed findings are folded into §2 and §3 above. Net: </w:t>
+      </w:r>
+      <w:r>
+        <w:rPr>
+          <w:b/>
+          <w:bCs/>
+        </w:rPr>
+        <w:t>KOR cannot apply (AIBC-only); structural is not scored at prequal; the play is downstream Stage-Two teaming with rostered architects over the 3-year term, led by DASH.</w:t>
+      </w:r>
+      <w:r>
+        <w:t xml:space="preserve"> No plan-takers/interested-supplier list is published for this opportunity, so applicant identification falls back to KOR’s relationship graph (§4) — GBL and NSDA first.</w:t>
+      </w:r>
+    </w:p>
+    <w:p>
+      <w:pPr>
+        <w:pStyle w:val="Heading2"/>
+        <w:pageBreakBefore/>
+      </w:pPr>
+      <w:bookmarkStart w:id="12" w:name="backing-data-sources"/>
+      <w:bookmarkEnd w:id="11"/>
+      <w:r>
+        <w:t>7. Backing data + sources</w:t>
       </w:r>
     </w:p>
     <w:p>
@@ -2596,50 +3012,10 @@
           <w:b/>
           <w:bCs/>
         </w:rPr>
-        <w:t>RFPQ 230763 documents</w:t>
-      </w:r>
-      <w:r>
-        <w:t xml:space="preserve"> (log into BC Bid → opportunity 230763 → download): confirms </w:t>
-      </w:r>
-      <w:r>
-        <w:rPr>
-          <w:b/>
-          <w:bCs/>
-        </w:rPr>
-        <w:t>eligibility</w:t>
-      </w:r>
-      <w:r>
-        <w:t xml:space="preserve"> (can structural subs be named/scored?), </w:t>
-      </w:r>
-      <w:r>
-        <w:rPr>
-          <w:b/>
-          <w:bCs/>
-        </w:rPr>
-        <w:t>regions</w:t>
-      </w:r>
-      <w:r>
-        <w:t xml:space="preserve">, </w:t>
-      </w:r>
-      <w:r>
-        <w:rPr>
-          <w:b/>
-          <w:bCs/>
-        </w:rPr>
-        <w:t>3-year term details</w:t>
-      </w:r>
-      <w:r>
-        <w:t xml:space="preserve">, and </w:t>
-      </w:r>
-      <w:r>
-        <w:rPr>
-          <w:b/>
-          <w:bCs/>
-        </w:rPr>
-        <w:t>evaluation criteria/weightings</w:t>
-      </w:r>
-      <w:r>
-        <w:t>. Paste these and I’ll fold them in + tailor the architect pitch to what’s actually scored.</w:t>
+        <w:t>KOR Lower Mainland BD Field Guide (2026-06-17)</w:t>
+      </w:r>
+      <w:r>
+        <w:t xml:space="preserve"> — Deltek-verified architect teaming table (depth + verified contacts); the prime-consultant teaming model.</w:t>
       </w:r>
     </w:p>
     <w:p>
@@ -2655,41 +3031,11 @@
           <w:b/>
           <w:bCs/>
         </w:rPr>
-        <w:t>Plan-takers / plan-holders list for 230763</w:t>
-      </w:r>
-      <w:r>
-        <w:t xml:space="preserve"> (visible on many BC Bid opportunity pages): the firms that have downloaded the docs = the realistic </w:t>
-      </w:r>
-      <w:r>
-        <w:rPr>
-          <w:b/>
-          <w:bCs/>
-        </w:rPr>
-        <w:t>who’s-applying</w:t>
-      </w:r>
-      <w:r>
-        <w:t xml:space="preserve"> signal. KOR’s platform has a </w:t>
-      </w:r>
-      <w:r>
-        <w:rPr>
-          <w:b/>
-          <w:bCs/>
-        </w:rPr>
-        <w:t>BC Bid plan-taker extractor</w:t>
-      </w:r>
-      <w:r>
-        <w:t xml:space="preserve"> that can scrape this with KOR’s BCeID login; or you can read it off the page. Cross-referenced against §4, that tells us exactly which warm architects to lock down.</w:t>
-      </w:r>
-    </w:p>
-    <w:p>
-      <w:pPr>
-        <w:pStyle w:val="Heading2"/>
-        <w:pageBreakBefore/>
-      </w:pPr>
-      <w:bookmarkStart w:id="12" w:name="backing-data-sources"/>
-      <w:bookmarkEnd w:id="11"/>
-      <w:r>
-        <w:t>7. Backing data + sources</w:t>
+        <w:lastRenderedPageBreak/>
+        <w:t>BC Housing SE Seat Pursuit Report (2026-06-20)</w:t>
+      </w:r>
+      <w:r>
+        <w:t xml:space="preserve"> — confirms GBL as a repeat BC-Housing affordable-housing architect (New West 1923 Marine Way) + Zeidler/Hunter/Formline on active BC Housing projects.</w:t>
       </w:r>
     </w:p>
     <w:p>
@@ -2697,45 +3043,7 @@
         <w:pStyle w:val="Compact"/>
         <w:numPr>
           <w:ilvl w:val="0"/>
-          <w:numId w:val="6"/>
-        </w:numPr>
-      </w:pPr>
-      <w:r>
-        <w:rPr>
-          <w:b/>
-          <w:bCs/>
-        </w:rPr>
-        <w:t>KOR Lower Mainland BD Field Guide (2026-06-17)</w:t>
-      </w:r>
-      <w:r>
-        <w:t xml:space="preserve"> — Deltek-verified architect teaming table (depth + verified contacts); the prime-consultant teaming model.</w:t>
-      </w:r>
-    </w:p>
-    <w:p>
-      <w:pPr>
-        <w:pStyle w:val="Compact"/>
-        <w:numPr>
-          <w:ilvl w:val="0"/>
-          <w:numId w:val="6"/>
-        </w:numPr>
-      </w:pPr>
-      <w:r>
-        <w:rPr>
-          <w:b/>
-          <w:bCs/>
-        </w:rPr>
-        <w:t>BC Housing SE Seat Pursuit Report (2026-06-20)</w:t>
-      </w:r>
-      <w:r>
-        <w:t xml:space="preserve"> — confirms GBL as a repeat BC-Housing affordable-housing architect (New West 1923 Marine Way) + Zeidler/Hunter/Formline on active BC Housing projects.</w:t>
-      </w:r>
-    </w:p>
-    <w:p>
-      <w:pPr>
-        <w:pStyle w:val="Compact"/>
-        <w:numPr>
-          <w:ilvl w:val="0"/>
-          <w:numId w:val="6"/>
+          <w:numId w:val="5"/>
         </w:numPr>
       </w:pPr>
       <w:r>
@@ -2754,7 +3062,7 @@
         <w:pStyle w:val="Compact"/>
         <w:numPr>
           <w:ilvl w:val="0"/>
-          <w:numId w:val="6"/>
+          <w:numId w:val="5"/>
         </w:numPr>
       </w:pPr>
       <w:r>
@@ -2836,7 +3144,7 @@
   <w:abstractNum w:abstractNumId="0" w15:restartNumberingAfterBreak="0">
     <w:nsid w:val="0000A990"/>
     <w:multiLevelType w:val="multilevel"/>
-    <w:tmpl w:val="1E589EB2"/>
+    <w:tmpl w:val="CF50B700"/>
     <w:lvl w:ilvl="0">
       <w:numFmt w:val="bullet"/>
       <w:lvlText w:val=" "/>
@@ -2913,7 +3221,7 @@
   <w:abstractNum w:abstractNumId="1" w15:restartNumberingAfterBreak="0">
     <w:nsid w:val="0000A991"/>
     <w:multiLevelType w:val="multilevel"/>
-    <w:tmpl w:val="1D8E560A"/>
+    <w:tmpl w:val="2666A39E"/>
     <w:lvl w:ilvl="0">
       <w:numFmt w:val="bullet"/>
       <w:lvlText w:val=""/>
@@ -3017,7 +3325,7 @@
   <w:abstractNum w:abstractNumId="2" w15:restartNumberingAfterBreak="0">
     <w:nsid w:val="00A99411"/>
     <w:multiLevelType w:val="multilevel"/>
-    <w:tmpl w:val="1A0EF970"/>
+    <w:tmpl w:val="CB8C5CAC"/>
     <w:lvl w:ilvl="0">
       <w:start w:val="1"/>
       <w:numFmt w:val="decimal"/>
@@ -3100,16 +3408,16 @@
       </w:pPr>
     </w:lvl>
   </w:abstractNum>
-  <w:num w:numId="1" w16cid:durableId="59719601">
+  <w:num w:numId="1" w16cid:durableId="385449183">
     <w:abstractNumId w:val="0"/>
   </w:num>
-  <w:num w:numId="2" w16cid:durableId="486627063">
+  <w:num w:numId="2" w16cid:durableId="1647736016">
     <w:abstractNumId w:val="1"/>
   </w:num>
-  <w:num w:numId="3" w16cid:durableId="1428309105">
+  <w:num w:numId="3" w16cid:durableId="385569690">
     <w:abstractNumId w:val="1"/>
   </w:num>
-  <w:num w:numId="4" w16cid:durableId="452552680">
+  <w:num w:numId="4" w16cid:durableId="1887184356">
     <w:abstractNumId w:val="2"/>
     <w:lvlOverride w:ilvl="0">
       <w:startOverride w:val="1"/>
@@ -3139,37 +3447,7 @@
       <w:startOverride w:val="1"/>
     </w:lvlOverride>
   </w:num>
-  <w:num w:numId="5" w16cid:durableId="59866892">
-    <w:abstractNumId w:val="2"/>
-    <w:lvlOverride w:ilvl="0">
-      <w:startOverride w:val="1"/>
-    </w:lvlOverride>
-    <w:lvlOverride w:ilvl="1">
-      <w:startOverride w:val="1"/>
-    </w:lvlOverride>
-    <w:lvlOverride w:ilvl="2">
-      <w:startOverride w:val="1"/>
-    </w:lvlOverride>
-    <w:lvlOverride w:ilvl="3">
-      <w:startOverride w:val="1"/>
-    </w:lvlOverride>
-    <w:lvlOverride w:ilvl="4">
-      <w:startOverride w:val="1"/>
-    </w:lvlOverride>
-    <w:lvlOverride w:ilvl="5">
-      <w:startOverride w:val="1"/>
-    </w:lvlOverride>
-    <w:lvlOverride w:ilvl="6">
-      <w:startOverride w:val="1"/>
-    </w:lvlOverride>
-    <w:lvlOverride w:ilvl="7">
-      <w:startOverride w:val="1"/>
-    </w:lvlOverride>
-    <w:lvlOverride w:ilvl="8">
-      <w:startOverride w:val="1"/>
-    </w:lvlOverride>
-  </w:num>
-  <w:num w:numId="6" w16cid:durableId="95105641">
+  <w:num w:numId="5" w16cid:durableId="1937706228">
     <w:abstractNumId w:val="1"/>
   </w:num>
 </w:numbering>
@@ -4404,7 +4682,7 @@
     <w:name w:val="Grid Table 4"/>
     <w:basedOn w:val="TableNormal"/>
     <w:uiPriority w:val="49"/>
-    <w:rsid w:val="009A0C24"/>
+    <w:rsid w:val="00207110"/>
     <w:pPr>
       <w:spacing w:after="0"/>
     </w:pPr>

--- a/docs/KOR-BC-Housing-RFPQ-Teaming-Dossier-2026-06-25.docx
+++ b/docs/KOR-BC-Housing-RFPQ-Teaming-Dossier-2026-06-25.docx
@@ -20,7 +20,7 @@
           <w:i/>
           <w:iCs/>
         </w:rPr>
-        <w:t>BD dossier · KOR Structural — Business Development · 25 Jun 2026 · INTERNAL · Source: UDI newsletter (fwd K. Wurmlinger) + BC Bid 230763 + KOR’s own relationship graph (Deltek-verified)</w:t>
+        <w:t>KOR Structural — BD · 25 Jun 2026 · INTERNAL · Verified from RFPQ 1070-2526-229A + KOR’s Deltek relationship graph</w:t>
       </w:r>
     </w:p>
     <w:p>
@@ -46,20 +46,20 @@
           <w:b/>
           <w:bCs/>
         </w:rPr>
-        <w:t>KOR does not apply to this roster directly.</w:t>
-      </w:r>
-      <w:r>
-        <w:t xml:space="preserve"> It is a pre-qualified roster for </w:t>
+        <w:t>KOR does not apply</w:t>
+      </w:r>
+      <w:r>
+        <w:t xml:space="preserve"> — RFPQ 1070-2526-229A is an </w:t>
       </w:r>
       <w:r>
         <w:rPr>
           <w:b/>
           <w:bCs/>
         </w:rPr>
-        <w:t>architectural firms and prime consultants</w:t>
-      </w:r>
-      <w:r>
-        <w:t xml:space="preserve"> — KOR is the structural sub-consultant. There is no KOR submission to make by the deadline.</w:t>
+        <w:t>architects-only</w:t>
+      </w:r>
+      <w:r>
+        <w:t xml:space="preserve"> roster (AIBC membership is a pass/fail mandatory). There is no KOR submission to make.</w:t>
       </w:r>
     </w:p>
     <w:p>
@@ -75,20 +75,59 @@
           <w:b/>
           <w:bCs/>
         </w:rPr>
-        <w:t>The win is teaming:</w:t>
-      </w:r>
-      <w:r>
-        <w:t xml:space="preserve"> be named the </w:t>
+        <w:t>The win is downstream teaming:</w:t>
+      </w:r>
+      <w:r>
+        <w:t xml:space="preserve"> be the structural engineer that </w:t>
       </w:r>
       <w:r>
         <w:rPr>
           <w:b/>
           <w:bCs/>
         </w:rPr>
-        <w:t>structural engineer on an applying architect’s team</w:t>
-      </w:r>
-      <w:r>
-        <w:t xml:space="preserve"> before the RFPQ closes </w:t>
+        <w:t>rostered architects</w:t>
+      </w:r>
+      <w:r>
+        <w:t xml:space="preserve"> pull onto each housing project they win over the </w:t>
+      </w:r>
+      <w:r>
+        <w:rPr>
+          <w:b/>
+          <w:bCs/>
+        </w:rPr>
+        <w:t>3-year roster</w:t>
+      </w:r>
+      <w:r>
+        <w:t xml:space="preserve"> — led by the </w:t>
+      </w:r>
+      <w:r>
+        <w:rPr>
+          <w:b/>
+          <w:bCs/>
+        </w:rPr>
+        <w:t>DASH</w:t>
+      </w:r>
+      <w:r>
+        <w:t xml:space="preserve"> stream (CLT/panelized + seismic = KOR’s edge).</w:t>
+      </w:r>
+    </w:p>
+    <w:p>
+      <w:pPr>
+        <w:pStyle w:val="Compact"/>
+        <w:numPr>
+          <w:ilvl w:val="0"/>
+          <w:numId w:val="2"/>
+        </w:numPr>
+      </w:pPr>
+      <w:r>
+        <w:rPr>
+          <w:b/>
+          <w:bCs/>
+        </w:rPr>
+        <w:t>Call GBL and NSDA first</w:t>
+      </w:r>
+      <w:r>
+        <w:t xml:space="preserve"> (warm KOR clients who do BC Housing housing work). No hard KOR deadline; architects’ submissions close </w:t>
       </w:r>
       <w:r>
         <w:rPr>
@@ -98,134 +137,7 @@
         <w:t>22 Jul 2026</w:t>
       </w:r>
       <w:r>
-        <w:t>. These submissions are scored on team strength (P.Eng depth + similar-project experience) — that is KOR’s leverage.</w:t>
-      </w:r>
-    </w:p>
-    <w:p>
-      <w:pPr>
-        <w:pStyle w:val="Compact"/>
-        <w:numPr>
-          <w:ilvl w:val="0"/>
-          <w:numId w:val="2"/>
-        </w:numPr>
-      </w:pPr>
-      <w:r>
-        <w:rPr>
-          <w:b/>
-          <w:bCs/>
-        </w:rPr>
-        <w:t>Who to call (the core of this dossier):</w:t>
-      </w:r>
-      <w:r>
-        <w:t xml:space="preserve"> KOR’s warmest architects who </w:t>
-      </w:r>
-      <w:r>
-        <w:rPr>
-          <w:i/>
-          <w:iCs/>
-        </w:rPr>
-        <w:t>actually do BC Housing / affordable / Indigenous / modular housing</w:t>
-      </w:r>
-      <w:r>
-        <w:t xml:space="preserve"> — led by </w:t>
-      </w:r>
-      <w:r>
-        <w:rPr>
-          <w:b/>
-          <w:bCs/>
-        </w:rPr>
-        <w:t>GBL Architects</w:t>
-      </w:r>
-      <w:r>
-        <w:t xml:space="preserve"> (warm KOR client </w:t>
-      </w:r>
-      <w:r>
-        <w:rPr>
-          <w:b/>
-          <w:bCs/>
-        </w:rPr>
-        <w:t>and</w:t>
-      </w:r>
-      <w:r>
-        <w:t xml:space="preserve"> a confirmed repeat BC-Housing affordable-housing architect). Full ranked call list in §4.</w:t>
-      </w:r>
-    </w:p>
-    <w:p>
-      <w:pPr>
-        <w:pStyle w:val="Compact"/>
-        <w:numPr>
-          <w:ilvl w:val="0"/>
-          <w:numId w:val="2"/>
-        </w:numPr>
-      </w:pPr>
-      <w:r>
-        <w:rPr>
-          <w:b/>
-          <w:bCs/>
-        </w:rPr>
-        <w:t>Important scope nuance:</w:t>
-      </w:r>
-      <w:r>
-        <w:t xml:space="preserve"> BC Housing builds </w:t>
-      </w:r>
-      <w:r>
-        <w:rPr>
-          <w:b/>
-          <w:bCs/>
-        </w:rPr>
-        <w:t>affordable / social / supportive / Indigenous + BC Builds</w:t>
-      </w:r>
-      <w:r>
-        <w:t xml:space="preserve"> housing — a partly different architect pool than KOR’s market high-rise base. The best plays are architects who do </w:t>
-      </w:r>
-      <w:r>
-        <w:rPr>
-          <w:b/>
-          <w:bCs/>
-        </w:rPr>
-        <w:t>both</w:t>
-      </w:r>
-      <w:r>
-        <w:t>. This dossier ranks for that, not raw relationship warmth.</w:t>
-      </w:r>
-    </w:p>
-    <w:p>
-      <w:pPr>
-        <w:pStyle w:val="Compact"/>
-        <w:numPr>
-          <w:ilvl w:val="0"/>
-          <w:numId w:val="2"/>
-        </w:numPr>
-      </w:pPr>
-      <w:r>
-        <w:rPr>
-          <w:b/>
-          <w:bCs/>
-        </w:rPr>
-        <w:t>Two things to pull from BC Bid (you offered)</w:t>
-      </w:r>
-      <w:r>
-        <w:t xml:space="preserve"> to turn inference into fact: the </w:t>
-      </w:r>
-      <w:r>
-        <w:rPr>
-          <w:b/>
-          <w:bCs/>
-        </w:rPr>
-        <w:t>RFPQ 230763 documents</w:t>
-      </w:r>
-      <w:r>
-        <w:t xml:space="preserve"> (eligibility/regions/evaluation) and the </w:t>
-      </w:r>
-      <w:r>
-        <w:rPr>
-          <w:b/>
-          <w:bCs/>
-        </w:rPr>
-        <w:t>plan-takers list</w:t>
-      </w:r>
-      <w:r>
-        <w:t xml:space="preserve"> (who’s actually applying). See §6.</w:t>
+        <w:t>.</w:t>
       </w:r>
     </w:p>
     <w:p>
@@ -252,9 +164,8 @@
         <w:tblLook w:val="0420" w:firstRow="1" w:lastRow="0" w:firstColumn="0" w:lastColumn="0" w:noHBand="0" w:noVBand="1"/>
       </w:tblPr>
       <w:tblGrid>
-        <w:gridCol w:w="3188"/>
-        <w:gridCol w:w="3187"/>
-        <w:gridCol w:w="3185"/>
+        <w:gridCol w:w="4780"/>
+        <w:gridCol w:w="4780"/>
       </w:tblGrid>
       <w:tr>
         <w:trPr>
@@ -264,7 +175,7 @@
         </w:trPr>
         <w:tc>
           <w:tcPr>
-            <w:tcW w:w="1667" w:type="pct"/>
+            <w:tcW w:w="2500" w:type="pct"/>
           </w:tcPr>
           <w:p>
             <w:pPr>
@@ -283,7 +194,7 @@
         </w:tc>
         <w:tc>
           <w:tcPr>
-            <w:tcW w:w="1667" w:type="pct"/>
+            <w:tcW w:w="2500" w:type="pct"/>
           </w:tcPr>
           <w:p>
             <w:pPr>
@@ -297,25 +208,6 @@
                 <w:sz w:val="19"/>
               </w:rPr>
               <w:t>Detail</w:t>
-            </w:r>
-          </w:p>
-        </w:tc>
-        <w:tc>
-          <w:tcPr>
-            <w:tcW w:w="1667" w:type="pct"/>
-          </w:tcPr>
-          <w:p>
-            <w:pPr>
-              <w:pStyle w:val="Compact"/>
-              <w:rPr>
-                <w:sz w:val="19"/>
-              </w:rPr>
-            </w:pPr>
-            <w:r>
-              <w:rPr>
-                <w:sz w:val="19"/>
-              </w:rPr>
-              <w:t>Confidence</w:t>
             </w:r>
           </w:p>
         </w:tc>
@@ -327,58 +219,53 @@
         </w:trPr>
         <w:tc>
           <w:tcPr>
-            <w:tcW w:w="1667" w:type="pct"/>
-          </w:tcPr>
-          <w:p>
-            <w:pPr>
-              <w:pStyle w:val="Compact"/>
-              <w:rPr>
-                <w:sz w:val="19"/>
-              </w:rPr>
-            </w:pPr>
-            <w:r>
-              <w:rPr>
-                <w:sz w:val="19"/>
-              </w:rPr>
-              <w:t>Owner</w:t>
-            </w:r>
-          </w:p>
-        </w:tc>
-        <w:tc>
-          <w:tcPr>
-            <w:tcW w:w="1667" w:type="pct"/>
-          </w:tcPr>
-          <w:p>
-            <w:pPr>
-              <w:pStyle w:val="Compact"/>
-              <w:rPr>
-                <w:sz w:val="19"/>
-              </w:rPr>
-            </w:pPr>
-            <w:r>
-              <w:rPr>
-                <w:sz w:val="19"/>
-              </w:rPr>
-              <w:t>BC Housing (provincial housing agency)</w:t>
-            </w:r>
-          </w:p>
-        </w:tc>
-        <w:tc>
-          <w:tcPr>
-            <w:tcW w:w="1667" w:type="pct"/>
-          </w:tcPr>
-          <w:p>
-            <w:pPr>
-              <w:pStyle w:val="Compact"/>
-              <w:rPr>
-                <w:sz w:val="19"/>
-              </w:rPr>
-            </w:pPr>
-            <w:r>
-              <w:rPr>
-                <w:sz w:val="19"/>
-              </w:rPr>
-              <w:t>Confirmed (newsletter)</w:t>
+            <w:tcW w:w="2500" w:type="pct"/>
+          </w:tcPr>
+          <w:p>
+            <w:pPr>
+              <w:pStyle w:val="Compact"/>
+              <w:rPr>
+                <w:sz w:val="19"/>
+              </w:rPr>
+            </w:pPr>
+            <w:r>
+              <w:rPr>
+                <w:sz w:val="19"/>
+              </w:rPr>
+              <w:t>Owner / #</w:t>
+            </w:r>
+          </w:p>
+        </w:tc>
+        <w:tc>
+          <w:tcPr>
+            <w:tcW w:w="2500" w:type="pct"/>
+          </w:tcPr>
+          <w:p>
+            <w:pPr>
+              <w:pStyle w:val="Compact"/>
+              <w:rPr>
+                <w:sz w:val="19"/>
+              </w:rPr>
+            </w:pPr>
+            <w:r>
+              <w:rPr>
+                <w:sz w:val="19"/>
+              </w:rPr>
+              <w:t xml:space="preserve">BC Housing · RFPQ </w:t>
+            </w:r>
+            <w:r>
+              <w:rPr>
+                <w:b/>
+                <w:bCs/>
+                <w:sz w:val="19"/>
+              </w:rPr>
+              <w:t>1070-2526-229A</w:t>
+            </w:r>
+            <w:r>
+              <w:rPr>
+                <w:sz w:val="19"/>
+              </w:rPr>
+              <w:t xml:space="preserve"> · BC Bid process 230763</w:t>
             </w:r>
           </w:p>
         </w:tc>
@@ -389,7 +276,7 @@
         </w:trPr>
         <w:tc>
           <w:tcPr>
-            <w:tcW w:w="1667" w:type="pct"/>
+            <w:tcW w:w="2500" w:type="pct"/>
           </w:tcPr>
           <w:p>
             <w:pPr>
@@ -408,20 +295,20 @@
         </w:tc>
         <w:tc>
           <w:tcPr>
-            <w:tcW w:w="1667" w:type="pct"/>
-          </w:tcPr>
-          <w:p>
-            <w:pPr>
-              <w:pStyle w:val="Compact"/>
-              <w:rPr>
-                <w:sz w:val="19"/>
-              </w:rPr>
-            </w:pPr>
-            <w:r>
-              <w:rPr>
-                <w:sz w:val="19"/>
-              </w:rPr>
-              <w:t xml:space="preserve">Request for Pre-Qualification → 3-year, </w:t>
+            <w:tcW w:w="2500" w:type="pct"/>
+          </w:tcPr>
+          <w:p>
+            <w:pPr>
+              <w:pStyle w:val="Compact"/>
+              <w:rPr>
+                <w:sz w:val="19"/>
+              </w:rPr>
+            </w:pPr>
+            <w:r>
+              <w:rPr>
+                <w:sz w:val="19"/>
+              </w:rPr>
+              <w:t xml:space="preserve">3-year regional prequalified roster of </w:t>
             </w:r>
             <w:r>
               <w:rPr>
@@ -429,32 +316,7 @@
                 <w:bCs/>
                 <w:sz w:val="19"/>
               </w:rPr>
-              <w:t>regional</w:t>
-            </w:r>
-            <w:r>
-              <w:rPr>
-                <w:sz w:val="19"/>
-              </w:rPr>
-              <w:t xml:space="preserve"> pre-qualified roster</w:t>
-            </w:r>
-          </w:p>
-        </w:tc>
-        <w:tc>
-          <w:tcPr>
-            <w:tcW w:w="1667" w:type="pct"/>
-          </w:tcPr>
-          <w:p>
-            <w:pPr>
-              <w:pStyle w:val="Compact"/>
-              <w:rPr>
-                <w:sz w:val="19"/>
-              </w:rPr>
-            </w:pPr>
-            <w:r>
-              <w:rPr>
-                <w:sz w:val="19"/>
-              </w:rPr>
-              <w:t>Confirmed</w:t>
+              <w:t>Prime Consultants/Architects</w:t>
             </w:r>
           </w:p>
         </w:tc>
@@ -466,26 +328,26 @@
         </w:trPr>
         <w:tc>
           <w:tcPr>
-            <w:tcW w:w="1667" w:type="pct"/>
-          </w:tcPr>
-          <w:p>
-            <w:pPr>
-              <w:pStyle w:val="Compact"/>
-              <w:rPr>
-                <w:sz w:val="19"/>
-              </w:rPr>
-            </w:pPr>
-            <w:r>
-              <w:rPr>
-                <w:sz w:val="19"/>
-              </w:rPr>
-              <w:t>Who it’s for</w:t>
-            </w:r>
-          </w:p>
-        </w:tc>
-        <w:tc>
-          <w:tcPr>
-            <w:tcW w:w="1667" w:type="pct"/>
+            <w:tcW w:w="2500" w:type="pct"/>
+          </w:tcPr>
+          <w:p>
+            <w:pPr>
+              <w:pStyle w:val="Compact"/>
+              <w:rPr>
+                <w:sz w:val="19"/>
+              </w:rPr>
+            </w:pPr>
+            <w:r>
+              <w:rPr>
+                <w:sz w:val="19"/>
+              </w:rPr>
+              <w:t>Streams</w:t>
+            </w:r>
+          </w:p>
+        </w:tc>
+        <w:tc>
+          <w:tcPr>
+            <w:tcW w:w="2500" w:type="pct"/>
           </w:tcPr>
           <w:p>
             <w:pPr>
@@ -500,26 +362,27 @@
                 <w:bCs/>
                 <w:sz w:val="19"/>
               </w:rPr>
-              <w:t>Architectural firms and prime consultants</w:t>
-            </w:r>
-          </w:p>
-        </w:tc>
-        <w:tc>
-          <w:tcPr>
-            <w:tcW w:w="1667" w:type="pct"/>
-          </w:tcPr>
-          <w:p>
-            <w:pPr>
-              <w:pStyle w:val="Compact"/>
-              <w:rPr>
-                <w:sz w:val="19"/>
-              </w:rPr>
-            </w:pPr>
-            <w:r>
-              <w:rPr>
-                <w:sz w:val="19"/>
-              </w:rPr>
-              <w:t>Confirmed</w:t>
+              <w:t>Main</w:t>
+            </w:r>
+            <w:r>
+              <w:rPr>
+                <w:sz w:val="19"/>
+              </w:rPr>
+              <w:t xml:space="preserve"> (traditional) + </w:t>
+            </w:r>
+            <w:r>
+              <w:rPr>
+                <w:b/>
+                <w:bCs/>
+                <w:sz w:val="19"/>
+              </w:rPr>
+              <w:t>DASH</w:t>
+            </w:r>
+            <w:r>
+              <w:rPr>
+                <w:sz w:val="19"/>
+              </w:rPr>
+              <w:t xml:space="preserve"> (panelized/kit-of-parts, BIM-mandatory)</w:t>
             </w:r>
           </w:p>
         </w:tc>
@@ -530,26 +393,26 @@
         </w:trPr>
         <w:tc>
           <w:tcPr>
-            <w:tcW w:w="1667" w:type="pct"/>
-          </w:tcPr>
-          <w:p>
-            <w:pPr>
-              <w:pStyle w:val="Compact"/>
-              <w:rPr>
-                <w:sz w:val="19"/>
-              </w:rPr>
-            </w:pPr>
-            <w:r>
-              <w:rPr>
-                <w:sz w:val="19"/>
-              </w:rPr>
-              <w:t>Streams</w:t>
-            </w:r>
-          </w:p>
-        </w:tc>
-        <w:tc>
-          <w:tcPr>
-            <w:tcW w:w="1667" w:type="pct"/>
+            <w:tcW w:w="2500" w:type="pct"/>
+          </w:tcPr>
+          <w:p>
+            <w:pPr>
+              <w:pStyle w:val="Compact"/>
+              <w:rPr>
+                <w:sz w:val="19"/>
+              </w:rPr>
+            </w:pPr>
+            <w:r>
+              <w:rPr>
+                <w:sz w:val="19"/>
+              </w:rPr>
+              <w:t>Eligibility</w:t>
+            </w:r>
+          </w:p>
+        </w:tc>
+        <w:tc>
+          <w:tcPr>
+            <w:tcW w:w="2500" w:type="pct"/>
           </w:tcPr>
           <w:p>
             <w:pPr>
@@ -564,46 +427,13 @@
                 <w:bCs/>
                 <w:sz w:val="19"/>
               </w:rPr>
-              <w:t>General</w:t>
-            </w:r>
-            <w:r>
-              <w:rPr>
-                <w:sz w:val="19"/>
-              </w:rPr>
-              <w:t xml:space="preserve"> (traditional construction) + </w:t>
-            </w:r>
-            <w:r>
-              <w:rPr>
-                <w:b/>
-                <w:bCs/>
-                <w:sz w:val="19"/>
-              </w:rPr>
-              <w:t>DASH</w:t>
-            </w:r>
-            <w:r>
-              <w:rPr>
-                <w:sz w:val="19"/>
-              </w:rPr>
-              <w:t xml:space="preserve"> (prefab/panelized + BIM expertise)</w:t>
-            </w:r>
-          </w:p>
-        </w:tc>
-        <w:tc>
-          <w:tcPr>
-            <w:tcW w:w="1667" w:type="pct"/>
-          </w:tcPr>
-          <w:p>
-            <w:pPr>
-              <w:pStyle w:val="Compact"/>
-              <w:rPr>
-                <w:sz w:val="19"/>
-              </w:rPr>
-            </w:pPr>
-            <w:r>
-              <w:rPr>
-                <w:sz w:val="19"/>
-              </w:rPr>
-              <w:t>Confirmed</w:t>
+              <w:t>AIBC membership + Certificate of Practice (architects only)</w:t>
+            </w:r>
+            <w:r>
+              <w:rPr>
+                <w:sz w:val="19"/>
+              </w:rPr>
+              <w:t>; 7 yrs architectural housing experience + 3 housing projects/10 yrs (§3.2)</w:t>
             </w:r>
           </w:p>
         </w:tc>
@@ -615,27 +445,26 @@
         </w:trPr>
         <w:tc>
           <w:tcPr>
-            <w:tcW w:w="1667" w:type="pct"/>
-          </w:tcPr>
-          <w:p>
-            <w:pPr>
-              <w:pStyle w:val="Compact"/>
-              <w:rPr>
-                <w:sz w:val="19"/>
-              </w:rPr>
-            </w:pPr>
-            <w:r>
-              <w:rPr>
-                <w:sz w:val="19"/>
-              </w:rPr>
-              <w:lastRenderedPageBreak/>
-              <w:t>Inquiry deadline</w:t>
-            </w:r>
-          </w:p>
-        </w:tc>
-        <w:tc>
-          <w:tcPr>
-            <w:tcW w:w="1667" w:type="pct"/>
+            <w:tcW w:w="2500" w:type="pct"/>
+          </w:tcPr>
+          <w:p>
+            <w:pPr>
+              <w:pStyle w:val="Compact"/>
+              <w:rPr>
+                <w:sz w:val="19"/>
+              </w:rPr>
+            </w:pPr>
+            <w:r>
+              <w:rPr>
+                <w:sz w:val="19"/>
+              </w:rPr>
+              <w:t>Structural named/scored at prequal?</w:t>
+            </w:r>
+          </w:p>
+        </w:tc>
+        <w:tc>
+          <w:tcPr>
+            <w:tcW w:w="2500" w:type="pct"/>
           </w:tcPr>
           <w:p>
             <w:pPr>
@@ -650,32 +479,13 @@
                 <w:bCs/>
                 <w:sz w:val="19"/>
               </w:rPr>
-              <w:t>29 Jun 2026</w:t>
-            </w:r>
-            <w:r>
-              <w:rPr>
-                <w:sz w:val="19"/>
-              </w:rPr>
-              <w:t xml:space="preserve"> (formal written Q&amp;A, answered publicly to all)</w:t>
-            </w:r>
-          </w:p>
-        </w:tc>
-        <w:tc>
-          <w:tcPr>
-            <w:tcW w:w="1667" w:type="pct"/>
-          </w:tcPr>
-          <w:p>
-            <w:pPr>
-              <w:pStyle w:val="Compact"/>
-              <w:rPr>
-                <w:sz w:val="19"/>
-              </w:rPr>
-            </w:pPr>
-            <w:r>
-              <w:rPr>
-                <w:sz w:val="19"/>
-              </w:rPr>
-              <w:t>Confirmed</w:t>
+              <w:t>NO</w:t>
+            </w:r>
+            <w:r>
+              <w:rPr>
+                <w:sz w:val="19"/>
+              </w:rPr>
+              <w:t xml:space="preserve"> — rated criteria are Company Experience + Project Mgmt Plan only; no sub-consultant field (Part 2, §3.3, App. D)</w:t>
             </w:r>
           </w:p>
         </w:tc>
@@ -686,60 +496,39 @@
         </w:trPr>
         <w:tc>
           <w:tcPr>
-            <w:tcW w:w="1667" w:type="pct"/>
-          </w:tcPr>
-          <w:p>
-            <w:pPr>
-              <w:pStyle w:val="Compact"/>
-              <w:rPr>
-                <w:sz w:val="19"/>
-              </w:rPr>
-            </w:pPr>
-            <w:r>
-              <w:rPr>
-                <w:sz w:val="19"/>
-              </w:rPr>
-              <w:t>Close</w:t>
-            </w:r>
-          </w:p>
-        </w:tc>
-        <w:tc>
-          <w:tcPr>
-            <w:tcW w:w="1667" w:type="pct"/>
-          </w:tcPr>
-          <w:p>
-            <w:pPr>
-              <w:pStyle w:val="Compact"/>
-              <w:rPr>
-                <w:sz w:val="19"/>
-              </w:rPr>
-            </w:pPr>
-            <w:r>
-              <w:rPr>
-                <w:b/>
-                <w:bCs/>
-                <w:sz w:val="19"/>
-              </w:rPr>
-              <w:t>22 Jul 2026</w:t>
-            </w:r>
-          </w:p>
-        </w:tc>
-        <w:tc>
-          <w:tcPr>
-            <w:tcW w:w="1667" w:type="pct"/>
-          </w:tcPr>
-          <w:p>
-            <w:pPr>
-              <w:pStyle w:val="Compact"/>
-              <w:rPr>
-                <w:sz w:val="19"/>
-              </w:rPr>
-            </w:pPr>
-            <w:r>
-              <w:rPr>
-                <w:sz w:val="19"/>
-              </w:rPr>
-              <w:t>Confirmed</w:t>
+            <w:tcW w:w="2500" w:type="pct"/>
+          </w:tcPr>
+          <w:p>
+            <w:pPr>
+              <w:pStyle w:val="Compact"/>
+              <w:rPr>
+                <w:sz w:val="19"/>
+              </w:rPr>
+            </w:pPr>
+            <w:r>
+              <w:rPr>
+                <w:sz w:val="19"/>
+              </w:rPr>
+              <w:t>Regions + caps</w:t>
+            </w:r>
+          </w:p>
+        </w:tc>
+        <w:tc>
+          <w:tcPr>
+            <w:tcW w:w="2500" w:type="pct"/>
+          </w:tcPr>
+          <w:p>
+            <w:pPr>
+              <w:pStyle w:val="Compact"/>
+              <w:rPr>
+                <w:sz w:val="19"/>
+              </w:rPr>
+            </w:pPr>
+            <w:r>
+              <w:rPr>
+                <w:sz w:val="19"/>
+              </w:rPr>
+              <w:t>Lower Mainland 12 · Vancouver Island 8 · Interior 8 · Northern 6</w:t>
             </w:r>
           </w:p>
         </w:tc>
@@ -751,72 +540,39 @@
         </w:trPr>
         <w:tc>
           <w:tcPr>
-            <w:tcW w:w="1667" w:type="pct"/>
-          </w:tcPr>
-          <w:p>
-            <w:pPr>
-              <w:pStyle w:val="Compact"/>
-              <w:rPr>
-                <w:sz w:val="19"/>
-              </w:rPr>
-            </w:pPr>
-            <w:r>
-              <w:rPr>
-                <w:sz w:val="19"/>
-              </w:rPr>
-              <w:t>Apply / portal</w:t>
-            </w:r>
-          </w:p>
-        </w:tc>
-        <w:tc>
-          <w:tcPr>
-            <w:tcW w:w="1667" w:type="pct"/>
-          </w:tcPr>
-          <w:p>
-            <w:pPr>
-              <w:pStyle w:val="Compact"/>
-              <w:rPr>
-                <w:sz w:val="19"/>
-              </w:rPr>
-            </w:pPr>
-            <w:r>
-              <w:rPr>
-                <w:sz w:val="19"/>
-              </w:rPr>
-              <w:t xml:space="preserve">BC Bid process </w:t>
-            </w:r>
-            <w:r>
-              <w:rPr>
-                <w:b/>
-                <w:bCs/>
-                <w:sz w:val="19"/>
-              </w:rPr>
-              <w:t>230763</w:t>
-            </w:r>
-            <w:r>
-              <w:rPr>
-                <w:sz w:val="19"/>
-              </w:rPr>
-              <w:t xml:space="preserve"> (RFPQ# 1070-2526-229A)</w:t>
-            </w:r>
-          </w:p>
-        </w:tc>
-        <w:tc>
-          <w:tcPr>
-            <w:tcW w:w="1667" w:type="pct"/>
-          </w:tcPr>
-          <w:p>
-            <w:pPr>
-              <w:pStyle w:val="Compact"/>
-              <w:rPr>
-                <w:sz w:val="19"/>
-              </w:rPr>
-            </w:pPr>
-            <w:r>
-              <w:rPr>
-                <w:sz w:val="19"/>
-              </w:rPr>
-              <w:t>Confirmed</w:t>
+            <w:tcW w:w="2500" w:type="pct"/>
+          </w:tcPr>
+          <w:p>
+            <w:pPr>
+              <w:pStyle w:val="Compact"/>
+              <w:rPr>
+                <w:sz w:val="19"/>
+              </w:rPr>
+            </w:pPr>
+            <w:r>
+              <w:rPr>
+                <w:sz w:val="19"/>
+              </w:rPr>
+              <w:t>Forecast (3 yrs)</w:t>
+            </w:r>
+          </w:p>
+        </w:tc>
+        <w:tc>
+          <w:tcPr>
+            <w:tcW w:w="2500" w:type="pct"/>
+          </w:tcPr>
+          <w:p>
+            <w:pPr>
+              <w:pStyle w:val="Compact"/>
+              <w:rPr>
+                <w:sz w:val="19"/>
+              </w:rPr>
+            </w:pPr>
+            <w:r>
+              <w:rPr>
+                <w:sz w:val="19"/>
+              </w:rPr>
+              <w:t>~10–15 multi-unit (primarily DASH) + ~15–20 group-home Stage Two solicitations</w:t>
             </w:r>
           </w:p>
         </w:tc>
@@ -827,70 +583,47 @@
         </w:trPr>
         <w:tc>
           <w:tcPr>
-            <w:tcW w:w="1667" w:type="pct"/>
-          </w:tcPr>
-          <w:p>
-            <w:pPr>
-              <w:pStyle w:val="Compact"/>
-              <w:rPr>
-                <w:sz w:val="19"/>
-              </w:rPr>
-            </w:pPr>
+            <w:tcW w:w="2500" w:type="pct"/>
+          </w:tcPr>
+          <w:p>
+            <w:pPr>
+              <w:pStyle w:val="Compact"/>
+              <w:rPr>
+                <w:sz w:val="19"/>
+              </w:rPr>
+            </w:pPr>
+            <w:r>
+              <w:rPr>
+                <w:sz w:val="19"/>
+              </w:rPr>
+              <w:t>Deadlines</w:t>
+            </w:r>
+          </w:p>
+        </w:tc>
+        <w:tc>
+          <w:tcPr>
+            <w:tcW w:w="2500" w:type="pct"/>
+          </w:tcPr>
+          <w:p>
+            <w:pPr>
+              <w:pStyle w:val="Compact"/>
+              <w:rPr>
+                <w:sz w:val="19"/>
+              </w:rPr>
+            </w:pPr>
+            <w:r>
+              <w:rPr>
+                <w:sz w:val="19"/>
+              </w:rPr>
+              <w:t xml:space="preserve">Questions 29 Jun · Addenda 7 Jul · </w:t>
+            </w:r>
             <w:r>
               <w:rPr>
                 <w:b/>
                 <w:bCs/>
                 <w:sz w:val="19"/>
               </w:rPr>
-              <w:t>Eligibility</w:t>
-            </w:r>
-          </w:p>
-        </w:tc>
-        <w:tc>
-          <w:tcPr>
-            <w:tcW w:w="1667" w:type="pct"/>
-          </w:tcPr>
-          <w:p>
-            <w:pPr>
-              <w:pStyle w:val="Compact"/>
-              <w:rPr>
-                <w:sz w:val="19"/>
-              </w:rPr>
-            </w:pPr>
-            <w:r>
-              <w:rPr>
-                <w:b/>
-                <w:bCs/>
-                <w:sz w:val="19"/>
-              </w:rPr>
-              <w:t>AIBC membership + Certificate of Practice (architects only)</w:t>
-            </w:r>
-            <w:r>
-              <w:rPr>
-                <w:sz w:val="19"/>
-              </w:rPr>
-              <w:t>; 7 yrs architectural housing experience + 3 housing projects/10 yrs</w:t>
-            </w:r>
-          </w:p>
-        </w:tc>
-        <w:tc>
-          <w:tcPr>
-            <w:tcW w:w="1667" w:type="pct"/>
-          </w:tcPr>
-          <w:p>
-            <w:pPr>
-              <w:pStyle w:val="Compact"/>
-              <w:rPr>
-                <w:sz w:val="19"/>
-              </w:rPr>
-            </w:pPr>
-            <w:r>
-              <w:rPr>
-                <w:b/>
-                <w:bCs/>
-                <w:sz w:val="19"/>
-              </w:rPr>
-              <w:t>Confirmed — RFPQ §3.2</w:t>
+              <w:t>Submission 22 Jul 2026 @ 2 PM PST</w:t>
             </w:r>
           </w:p>
         </w:tc>
@@ -902,283 +635,7 @@
         </w:trPr>
         <w:tc>
           <w:tcPr>
-            <w:tcW w:w="1667" w:type="pct"/>
-          </w:tcPr>
-          <w:p>
-            <w:pPr>
-              <w:pStyle w:val="Compact"/>
-              <w:rPr>
-                <w:sz w:val="19"/>
-              </w:rPr>
-            </w:pPr>
-            <w:r>
-              <w:rPr>
-                <w:b/>
-                <w:bCs/>
-                <w:sz w:val="19"/>
-              </w:rPr>
-              <w:t>Structural sub named/scored at prequal?</w:t>
-            </w:r>
-          </w:p>
-        </w:tc>
-        <w:tc>
-          <w:tcPr>
-            <w:tcW w:w="1667" w:type="pct"/>
-          </w:tcPr>
-          <w:p>
-            <w:pPr>
-              <w:pStyle w:val="Compact"/>
-              <w:rPr>
-                <w:sz w:val="19"/>
-              </w:rPr>
-            </w:pPr>
-            <w:r>
-              <w:rPr>
-                <w:b/>
-                <w:bCs/>
-                <w:sz w:val="19"/>
-              </w:rPr>
-              <w:t>NO</w:t>
-            </w:r>
-            <w:r>
-              <w:rPr>
-                <w:sz w:val="19"/>
-              </w:rPr>
-              <w:t xml:space="preserve"> </w:t>
-            </w:r>
-            <w:r>
-              <w:rPr>
-                <w:sz w:val="19"/>
-              </w:rPr>
-              <w:t>— rated criteria are Company Experience + Project Mgmt Plan only; no sub-consultant naming field anywhere</w:t>
-            </w:r>
-          </w:p>
-        </w:tc>
-        <w:tc>
-          <w:tcPr>
-            <w:tcW w:w="1667" w:type="pct"/>
-          </w:tcPr>
-          <w:p>
-            <w:pPr>
-              <w:pStyle w:val="Compact"/>
-              <w:rPr>
-                <w:sz w:val="19"/>
-              </w:rPr>
-            </w:pPr>
-            <w:r>
-              <w:rPr>
-                <w:b/>
-                <w:bCs/>
-                <w:sz w:val="19"/>
-              </w:rPr>
-              <w:t>Confirmed — RFPQ Part 2, §3.3, App. D</w:t>
-            </w:r>
-          </w:p>
-        </w:tc>
-      </w:tr>
-      <w:tr>
-        <w:trPr>
-          <w:cantSplit/>
-        </w:trPr>
-        <w:tc>
-          <w:tcPr>
-            <w:tcW w:w="1667" w:type="pct"/>
-          </w:tcPr>
-          <w:p>
-            <w:pPr>
-              <w:pStyle w:val="Compact"/>
-              <w:rPr>
-                <w:sz w:val="19"/>
-              </w:rPr>
-            </w:pPr>
-            <w:r>
-              <w:rPr>
-                <w:sz w:val="19"/>
-              </w:rPr>
-              <w:t>Regions + roster caps</w:t>
-            </w:r>
-          </w:p>
-        </w:tc>
-        <w:tc>
-          <w:tcPr>
-            <w:tcW w:w="1667" w:type="pct"/>
-          </w:tcPr>
-          <w:p>
-            <w:pPr>
-              <w:pStyle w:val="Compact"/>
-              <w:rPr>
-                <w:sz w:val="19"/>
-              </w:rPr>
-            </w:pPr>
-            <w:r>
-              <w:rPr>
-                <w:sz w:val="19"/>
-              </w:rPr>
-              <w:t>Lower Mainland 12 · Vancouver Island 8 · Interior 8 · Northern 6 (same for DASH)</w:t>
-            </w:r>
-          </w:p>
-        </w:tc>
-        <w:tc>
-          <w:tcPr>
-            <w:tcW w:w="1667" w:type="pct"/>
-          </w:tcPr>
-          <w:p>
-            <w:pPr>
-              <w:pStyle w:val="Compact"/>
-              <w:rPr>
-                <w:sz w:val="19"/>
-              </w:rPr>
-            </w:pPr>
-            <w:r>
-              <w:rPr>
-                <w:sz w:val="19"/>
-              </w:rPr>
-              <w:t>Confirmed §3.5</w:t>
-            </w:r>
-          </w:p>
-        </w:tc>
-      </w:tr>
-      <w:tr>
-        <w:trPr>
-          <w:cnfStyle w:val="000000100000" w:firstRow="0" w:lastRow="0" w:firstColumn="0" w:lastColumn="0" w:oddVBand="0" w:evenVBand="0" w:oddHBand="1" w:evenHBand="0" w:firstRowFirstColumn="0" w:firstRowLastColumn="0" w:lastRowFirstColumn="0" w:lastRowLastColumn="0"/>
-          <w:cantSplit/>
-        </w:trPr>
-        <w:tc>
-          <w:tcPr>
-            <w:tcW w:w="1667" w:type="pct"/>
-          </w:tcPr>
-          <w:p>
-            <w:pPr>
-              <w:pStyle w:val="Compact"/>
-              <w:rPr>
-                <w:sz w:val="19"/>
-              </w:rPr>
-            </w:pPr>
-            <w:r>
-              <w:rPr>
-                <w:sz w:val="19"/>
-              </w:rPr>
-              <w:t>Forecast volume (3 yrs)</w:t>
-            </w:r>
-          </w:p>
-        </w:tc>
-        <w:tc>
-          <w:tcPr>
-            <w:tcW w:w="1667" w:type="pct"/>
-          </w:tcPr>
-          <w:p>
-            <w:pPr>
-              <w:pStyle w:val="Compact"/>
-              <w:rPr>
-                <w:sz w:val="19"/>
-              </w:rPr>
-            </w:pPr>
-            <w:r>
-              <w:rPr>
-                <w:sz w:val="19"/>
-              </w:rPr>
-              <w:t>~10–15 multi-unit (primarily DASH) + ~15–20 group home Stage Two solicitations</w:t>
-            </w:r>
-          </w:p>
-        </w:tc>
-        <w:tc>
-          <w:tcPr>
-            <w:tcW w:w="1667" w:type="pct"/>
-          </w:tcPr>
-          <w:p>
-            <w:pPr>
-              <w:pStyle w:val="Compact"/>
-              <w:rPr>
-                <w:sz w:val="19"/>
-              </w:rPr>
-            </w:pPr>
-            <w:r>
-              <w:rPr>
-                <w:sz w:val="19"/>
-              </w:rPr>
-              <w:t>Confirmed §1.11.1</w:t>
-            </w:r>
-          </w:p>
-        </w:tc>
-      </w:tr>
-      <w:tr>
-        <w:trPr>
-          <w:cantSplit/>
-        </w:trPr>
-        <w:tc>
-          <w:tcPr>
-            <w:tcW w:w="1667" w:type="pct"/>
-          </w:tcPr>
-          <w:p>
-            <w:pPr>
-              <w:pStyle w:val="Compact"/>
-              <w:rPr>
-                <w:sz w:val="19"/>
-              </w:rPr>
-            </w:pPr>
-            <w:r>
-              <w:rPr>
-                <w:sz w:val="19"/>
-              </w:rPr>
-              <w:t>Deadlines</w:t>
-            </w:r>
-          </w:p>
-        </w:tc>
-        <w:tc>
-          <w:tcPr>
-            <w:tcW w:w="1667" w:type="pct"/>
-          </w:tcPr>
-          <w:p>
-            <w:pPr>
-              <w:pStyle w:val="Compact"/>
-              <w:rPr>
-                <w:sz w:val="19"/>
-              </w:rPr>
-            </w:pPr>
-            <w:r>
-              <w:rPr>
-                <w:sz w:val="19"/>
-              </w:rPr>
-              <w:t xml:space="preserve">Questions 29 Jun · Addenda 7 Jul · </w:t>
-            </w:r>
-            <w:r>
-              <w:rPr>
-                <w:b/>
-                <w:bCs/>
-                <w:sz w:val="19"/>
-              </w:rPr>
-              <w:t>Submission 22 Jul 2026 @ 2 PM PST</w:t>
-            </w:r>
-          </w:p>
-        </w:tc>
-        <w:tc>
-          <w:tcPr>
-            <w:tcW w:w="1667" w:type="pct"/>
-          </w:tcPr>
-          <w:p>
-            <w:pPr>
-              <w:pStyle w:val="Compact"/>
-              <w:rPr>
-                <w:sz w:val="19"/>
-              </w:rPr>
-            </w:pPr>
-            <w:r>
-              <w:rPr>
-                <w:sz w:val="19"/>
-              </w:rPr>
-              <w:t>Confirmed §1.8</w:t>
-            </w:r>
-          </w:p>
-        </w:tc>
-      </w:tr>
-      <w:tr>
-        <w:trPr>
-          <w:cnfStyle w:val="000000100000" w:firstRow="0" w:lastRow="0" w:firstColumn="0" w:lastColumn="0" w:oddVBand="0" w:evenVBand="0" w:oddHBand="1" w:evenHBand="0" w:firstRowFirstColumn="0" w:firstRowLastColumn="0" w:lastRowFirstColumn="0" w:lastRowLastColumn="0"/>
-          <w:cantSplit/>
-        </w:trPr>
-        <w:tc>
-          <w:tcPr>
-            <w:tcW w:w="1667" w:type="pct"/>
+            <w:tcW w:w="2500" w:type="pct"/>
           </w:tcPr>
           <w:p>
             <w:pPr>
@@ -1197,7 +654,7 @@
         </w:tc>
         <w:tc>
           <w:tcPr>
-            <w:tcW w:w="1667" w:type="pct"/>
+            <w:tcW w:w="2500" w:type="pct"/>
           </w:tcPr>
           <w:p>
             <w:pPr>
@@ -1211,25 +668,6 @@
                 <w:sz w:val="19"/>
               </w:rPr>
               <w:t>Sherry Azimi sazimi@bchousing.org · Lucia Campos Pacheco lpacheco@bchousing.org</w:t>
-            </w:r>
-          </w:p>
-        </w:tc>
-        <w:tc>
-          <w:tcPr>
-            <w:tcW w:w="1667" w:type="pct"/>
-          </w:tcPr>
-          <w:p>
-            <w:pPr>
-              <w:pStyle w:val="Compact"/>
-              <w:rPr>
-                <w:sz w:val="19"/>
-              </w:rPr>
-            </w:pPr>
-            <w:r>
-              <w:rPr>
-                <w:sz w:val="19"/>
-              </w:rPr>
-              <w:t>Confirmed §1.9</w:t>
             </w:r>
           </w:p>
         </w:tc>
@@ -1240,18 +678,11 @@
         <w:pStyle w:val="Heading2"/>
         <w:pageBreakBefore/>
       </w:pPr>
-      <w:bookmarkStart w:id="3" w:name="Xbe005b8a5990633b0daaa3cb1c1ea45214779f2"/>
+      <w:bookmarkStart w:id="3" w:name="how-kor-participates-verified"/>
       <w:bookmarkEnd w:id="2"/>
       <w:r>
-        <w:t>3. How KOR participates (teaming mechanics) — now CONFIRMED from the RFPQ</w:t>
-      </w:r>
-    </w:p>
-    <w:p>
-      <w:pPr>
-        <w:pStyle w:val="FirstParagraph"/>
-      </w:pPr>
-      <w:r>
-        <w:t>The RFPQ documents resolve the open question cold:</w:t>
+        <w:lastRenderedPageBreak/>
+        <w:t>3. How KOR participates (verified)</w:t>
       </w:r>
     </w:p>
     <w:p>
@@ -1267,10 +698,10 @@
           <w:b/>
           <w:bCs/>
         </w:rPr>
-        <w:t>KOR cannot be on this roster — it is architects-only.</w:t>
-      </w:r>
-      <w:r>
-        <w:t xml:space="preserve"> Mandatory Requirement (§3.2, pass/fail) requires AIBC membership + Certificate of Practice; the experience gate is architectural (Principal-in-Charge / Project Architect). A structural firm fails Phase 1. There was never a KOR application to make.</w:t>
+        <w:t>Architects-only roster</w:t>
+      </w:r>
+      <w:r>
+        <w:t xml:space="preserve"> — KOR fails Phase 1 (AIBC mandatory). Nothing to submit.</w:t>
       </w:r>
     </w:p>
     <w:p>
@@ -1286,51 +717,20 @@
           <w:b/>
           <w:bCs/>
         </w:rPr>
-        <w:lastRenderedPageBreak/>
-        <w:t>The structural engineer is NOT named or scored at the prequal stage.</w:t>
-      </w:r>
-      <w:r>
-        <w:t xml:space="preserve"> Rated criteria (§3.3) are only </w:t>
+        <w:t>Structural not named or scored at prequal</w:t>
+      </w:r>
+      <w:r>
+        <w:t xml:space="preserve"> — being on an architect’s team buys nothing </w:t>
       </w:r>
       <w:r>
         <w:rPr>
           <w:i/>
           <w:iCs/>
         </w:rPr>
-        <w:t>Company Information &amp; Experience</w:t>
-      </w:r>
-      <w:r>
-        <w:t xml:space="preserve"> and </w:t>
-      </w:r>
-      <w:r>
-        <w:rPr>
-          <w:i/>
-          <w:iCs/>
-        </w:rPr>
-        <w:t>Project Management Plan</w:t>
-      </w:r>
-      <w:r>
-        <w:t xml:space="preserve"> (60% threshold). The Experience Form (Appendix D) has </w:t>
-      </w:r>
-      <w:r>
-        <w:rPr>
-          <w:b/>
-          <w:bCs/>
-        </w:rPr>
-        <w:t>no field to name a structural engineer or any sub-consultant.</w:t>
-      </w:r>
-      <w:r>
-        <w:t xml:space="preserve"> So being on an architect’s team buys KOR nothing </w:t>
-      </w:r>
-      <w:r>
-        <w:rPr>
-          <w:i/>
-          <w:iCs/>
-        </w:rPr>
-        <w:t>in this RFPQ’s scoring</w:t>
-      </w:r>
-      <w:r>
-        <w:t>.</w:t>
+        <w:t>in this RFPQ</w:t>
+      </w:r>
+      <w:r>
+        <w:t>. Contract is RAIC Doc 6 (BC Housing ↔ architect).</w:t>
       </w:r>
     </w:p>
     <w:p>
@@ -1346,30 +746,10 @@
           <w:b/>
           <w:bCs/>
         </w:rPr>
-        <w:t>The play is purely downstream and relationship-based, over a 3-year runway.</w:t>
-      </w:r>
-      <w:r>
-        <w:t xml:space="preserve"> </w:t>
-      </w:r>
-      <w:r>
-        <w:t xml:space="preserve">The contract is RAIC Doc 6 (BC Housing ↔ architect). Rostered architects get invited to </w:t>
-      </w:r>
-      <w:r>
-        <w:rPr>
-          <w:b/>
-          <w:bCs/>
-        </w:rPr>
-        <w:t>Stage Two project solicitations</w:t>
-      </w:r>
-      <w:r>
-        <w:t xml:space="preserve"> across the 3-year term; when they win a project they assemble the consultant team and bring their structural engineer. KOR’s goal: </w:t>
-      </w:r>
-      <w:r>
-        <w:rPr>
-          <w:b/>
-          <w:bCs/>
-        </w:rPr>
-        <w:t>be the structural partner rostered architects pull onto their BC Housing projects, project by project.</w:t>
+        <w:t>Play = downstream, 3-year runway</w:t>
+      </w:r>
+      <w:r>
+        <w:t xml:space="preserve"> — rostered architects get Stage Two project invites; when they win, they bring their structural engineer. KOR’s goal: be that partner, project by project.</w:t>
       </w:r>
     </w:p>
     <w:p>
@@ -1385,20 +765,10 @@
           <w:b/>
           <w:bCs/>
         </w:rPr>
-        <w:t>DASH is built for KOR’s edge — lead with it.</w:t>
-      </w:r>
-      <w:r>
-        <w:t xml:space="preserve"> DASH is mid-rise wood-frame up to 6 storeys with </w:t>
-      </w:r>
-      <w:r>
-        <w:rPr>
-          <w:b/>
-          <w:bCs/>
-        </w:rPr>
-        <w:t>optional CLT shear walls/floors, configurable for seismic zones</w:t>
-      </w:r>
-      <w:r>
-        <w:t xml:space="preserve"> (§1.7) — KOR’s mass-timber + seismic wheelhouse. It’s also where the volume is (~10–15 multi-unit solicitations vs ~15–20 small group homes). Pitch KOR as the CLT/panelized + seismic structural partner for architects’ DASH work.</w:t>
+        <w:t>Lead with DASH</w:t>
+      </w:r>
+      <w:r>
+        <w:t xml:space="preserve"> — mid-rise wood-frame to 6 storeys, optional CLT shear walls/floors, seismic-configurable (§1.7); KOR’s mass-timber + seismic wheelhouse, and where the volume is.</w:t>
       </w:r>
     </w:p>
     <w:p>
@@ -1414,20 +784,10 @@
           <w:b/>
           <w:bCs/>
         </w:rPr>
-        <w:t>No value in the 29 Jun inquiry window for KOR</w:t>
-      </w:r>
-      <w:r>
-        <w:t xml:space="preserve"> — it’s public RFPQ clarification for </w:t>
-      </w:r>
-      <w:r>
-        <w:rPr>
-          <w:i/>
-          <w:iCs/>
-        </w:rPr>
-        <w:t>proponents</w:t>
-      </w:r>
-      <w:r>
-        <w:t xml:space="preserve"> (architects), not a channel for KOR. Skip it.</w:t>
+        <w:t>Skip the 29 Jun inquiry window</w:t>
+      </w:r>
+      <w:r>
+        <w:t xml:space="preserve"> — it’s for proponents (architects), not KOR.</w:t>
       </w:r>
     </w:p>
     <w:p>
@@ -1435,46 +795,10 @@
         <w:pStyle w:val="Heading2"/>
         <w:pageBreakBefore/>
       </w:pPr>
-      <w:bookmarkStart w:id="4" w:name="who-to-call-ranked-data-backed"/>
+      <w:bookmarkStart w:id="4" w:name="who-to-call-ranked-deltek-verified"/>
       <w:bookmarkEnd w:id="3"/>
       <w:r>
-        <w:t>4. WHO TO CALL — ranked, data-backed</w:t>
-      </w:r>
-    </w:p>
-    <w:p>
-      <w:pPr>
-        <w:pStyle w:val="BlockText"/>
-        <w:pBdr>
-          <w:top w:val="single" w:sz="8" w:space="1" w:color="1F3B5F"/>
-          <w:left w:val="single" w:sz="8" w:space="4" w:color="1F3B5F"/>
-          <w:bottom w:val="single" w:sz="8" w:space="1" w:color="1F3B5F"/>
-          <w:right w:val="single" w:sz="8" w:space="4" w:color="1F3B5F"/>
-        </w:pBdr>
-        <w:shd w:val="clear" w:color="auto" w:fill="E2EBF6"/>
-        <w:spacing w:before="120" w:after="120"/>
-        <w:ind w:left="200" w:right="200"/>
-      </w:pPr>
-      <w:r>
-        <w:t xml:space="preserve">Depth = KOR’s </w:t>
-      </w:r>
-      <w:r>
-        <w:rPr>
-          <w:b/>
-          <w:bCs/>
-        </w:rPr>
-        <w:t>Deltek-verified</w:t>
-      </w:r>
-      <w:r>
-        <w:t xml:space="preserve"> shared-project count (from the Lower-Mainland field guide, 2026-06-17). ✓ = email Apollo/Hunter-verified. “BC Housing fit” = does this firm actually do affordable/social/Indigenous/modular housing.</w:t>
-      </w:r>
-    </w:p>
-    <w:p>
-      <w:pPr>
-        <w:pStyle w:val="Heading3"/>
-      </w:pPr>
-      <w:bookmarkStart w:id="5" w:name="Xbfa4005c6ddebcafccd7bef5cc69e6233e86e64"/>
-      <w:r>
-        <w:t>Tier 1 — warm KOR relationship AND does BC Housing-type work (call first)</w:t>
+        <w:t>4. Who to call — ranked, Deltek-verified</w:t>
       </w:r>
     </w:p>
     <w:tbl>
@@ -1490,11 +814,10 @@
         <w:tblLook w:val="0420" w:firstRow="1" w:lastRow="0" w:firstColumn="0" w:lastColumn="0" w:noHBand="0" w:noVBand="1"/>
       </w:tblPr>
       <w:tblGrid>
-        <w:gridCol w:w="1542"/>
-        <w:gridCol w:w="1696"/>
-        <w:gridCol w:w="1976"/>
-        <w:gridCol w:w="2957"/>
-        <w:gridCol w:w="1389"/>
+        <w:gridCol w:w="2131"/>
+        <w:gridCol w:w="2132"/>
+        <w:gridCol w:w="2132"/>
+        <w:gridCol w:w="3165"/>
       </w:tblGrid>
       <w:tr>
         <w:trPr>
@@ -1504,19 +827,36 @@
         </w:trPr>
         <w:tc>
           <w:tcPr>
-            <w:tcW w:w="1000" w:type="pct"/>
-          </w:tcPr>
-          <w:p>
-            <w:pPr>
-              <w:pStyle w:val="Compact"/>
-              <w:rPr>
-                <w:b w:val="0"/>
-                <w:sz w:val="19"/>
-              </w:rPr>
-            </w:pPr>
-            <w:r>
-              <w:rPr>
-                <w:b w:val="0"/>
+            <w:tcW w:w="1250" w:type="pct"/>
+          </w:tcPr>
+          <w:p>
+            <w:pPr>
+              <w:pStyle w:val="Compact"/>
+              <w:rPr>
+                <w:sz w:val="19"/>
+              </w:rPr>
+            </w:pPr>
+            <w:r>
+              <w:rPr>
+                <w:sz w:val="19"/>
+              </w:rPr>
+              <w:t>Tier</w:t>
+            </w:r>
+          </w:p>
+        </w:tc>
+        <w:tc>
+          <w:tcPr>
+            <w:tcW w:w="1250" w:type="pct"/>
+          </w:tcPr>
+          <w:p>
+            <w:pPr>
+              <w:pStyle w:val="Compact"/>
+              <w:rPr>
+                <w:sz w:val="19"/>
+              </w:rPr>
+            </w:pPr>
+            <w:r>
+              <w:rPr>
                 <w:sz w:val="19"/>
               </w:rPr>
               <w:t>Architect</w:t>
@@ -1525,85 +865,39 @@
         </w:tc>
         <w:tc>
           <w:tcPr>
-            <w:tcW w:w="1000" w:type="pct"/>
-          </w:tcPr>
-          <w:p>
-            <w:pPr>
-              <w:pStyle w:val="Compact"/>
-              <w:rPr>
-                <w:b w:val="0"/>
-                <w:sz w:val="19"/>
-              </w:rPr>
-            </w:pPr>
-            <w:r>
-              <w:rPr>
-                <w:b w:val="0"/>
-                <w:sz w:val="19"/>
-              </w:rPr>
-              <w:t>KOR depth</w:t>
-            </w:r>
-          </w:p>
-        </w:tc>
-        <w:tc>
-          <w:tcPr>
-            <w:tcW w:w="1000" w:type="pct"/>
-          </w:tcPr>
-          <w:p>
-            <w:pPr>
-              <w:pStyle w:val="Compact"/>
-              <w:rPr>
-                <w:b w:val="0"/>
-                <w:sz w:val="19"/>
-              </w:rPr>
-            </w:pPr>
-            <w:r>
-              <w:rPr>
-                <w:b w:val="0"/>
-                <w:sz w:val="19"/>
-              </w:rPr>
-              <w:t>BC Housing fit</w:t>
-            </w:r>
-          </w:p>
-        </w:tc>
-        <w:tc>
-          <w:tcPr>
-            <w:tcW w:w="1000" w:type="pct"/>
-          </w:tcPr>
-          <w:p>
-            <w:pPr>
-              <w:pStyle w:val="Compact"/>
-              <w:rPr>
-                <w:b w:val="0"/>
-                <w:sz w:val="19"/>
-              </w:rPr>
-            </w:pPr>
-            <w:r>
-              <w:rPr>
-                <w:b w:val="0"/>
-                <w:sz w:val="19"/>
-              </w:rPr>
-              <w:t>Who to call</w:t>
-            </w:r>
-          </w:p>
-        </w:tc>
-        <w:tc>
-          <w:tcPr>
-            <w:tcW w:w="1000" w:type="pct"/>
-          </w:tcPr>
-          <w:p>
-            <w:pPr>
-              <w:pStyle w:val="Compact"/>
-              <w:rPr>
-                <w:b w:val="0"/>
-                <w:sz w:val="19"/>
-              </w:rPr>
-            </w:pPr>
-            <w:r>
-              <w:rPr>
-                <w:b w:val="0"/>
-                <w:sz w:val="19"/>
-              </w:rPr>
-              <w:t>The move</w:t>
+            <w:tcW w:w="1250" w:type="pct"/>
+          </w:tcPr>
+          <w:p>
+            <w:pPr>
+              <w:pStyle w:val="Compact"/>
+              <w:rPr>
+                <w:sz w:val="19"/>
+              </w:rPr>
+            </w:pPr>
+            <w:r>
+              <w:rPr>
+                <w:sz w:val="19"/>
+              </w:rPr>
+              <w:t>KOR depth / BC Housing fit</w:t>
+            </w:r>
+          </w:p>
+        </w:tc>
+        <w:tc>
+          <w:tcPr>
+            <w:tcW w:w="1250" w:type="pct"/>
+          </w:tcPr>
+          <w:p>
+            <w:pPr>
+              <w:pStyle w:val="Compact"/>
+              <w:rPr>
+                <w:sz w:val="19"/>
+              </w:rPr>
+            </w:pPr>
+            <w:r>
+              <w:rPr>
+                <w:sz w:val="19"/>
+              </w:rPr>
+              <w:t>Contact</w:t>
             </w:r>
           </w:p>
         </w:tc>
@@ -1615,7 +909,26 @@
         </w:trPr>
         <w:tc>
           <w:tcPr>
-            <w:tcW w:w="1000" w:type="pct"/>
+            <w:tcW w:w="1250" w:type="pct"/>
+          </w:tcPr>
+          <w:p>
+            <w:pPr>
+              <w:pStyle w:val="Compact"/>
+              <w:rPr>
+                <w:sz w:val="19"/>
+              </w:rPr>
+            </w:pPr>
+            <w:r>
+              <w:rPr>
+                <w:sz w:val="19"/>
+              </w:rPr>
+              <w:t>1</w:t>
+            </w:r>
+          </w:p>
+        </w:tc>
+        <w:tc>
+          <w:tcPr>
+            <w:tcW w:w="1250" w:type="pct"/>
           </w:tcPr>
           <w:p>
             <w:pPr>
@@ -1636,153 +949,53 @@
         </w:tc>
         <w:tc>
           <w:tcPr>
-            <w:tcW w:w="1000" w:type="pct"/>
-          </w:tcPr>
-          <w:p>
-            <w:pPr>
-              <w:pStyle w:val="Compact"/>
-              <w:rPr>
-                <w:sz w:val="19"/>
-              </w:rPr>
-            </w:pPr>
-            <w:r>
-              <w:rPr>
-                <w:sz w:val="19"/>
-              </w:rPr>
-              <w:t>client · 9 active LM · 2 KOR projects</w:t>
-            </w:r>
-          </w:p>
-        </w:tc>
-        <w:tc>
-          <w:tcPr>
-            <w:tcW w:w="1000" w:type="pct"/>
-          </w:tcPr>
-          <w:p>
-            <w:pPr>
-              <w:pStyle w:val="Compact"/>
-              <w:rPr>
-                <w:sz w:val="19"/>
-              </w:rPr>
-            </w:pPr>
+            <w:tcW w:w="1250" w:type="pct"/>
+          </w:tcPr>
+          <w:p>
+            <w:pPr>
+              <w:pStyle w:val="Compact"/>
+              <w:rPr>
+                <w:sz w:val="19"/>
+              </w:rPr>
+            </w:pPr>
+            <w:r>
+              <w:rPr>
+                <w:sz w:val="19"/>
+              </w:rPr>
+              <w:t xml:space="preserve">client, 9 active · </w:t>
+            </w:r>
             <w:r>
               <w:rPr>
                 <w:b/>
                 <w:bCs/>
                 <w:sz w:val="19"/>
               </w:rPr>
-              <w:t>CONFIRMED</w:t>
-            </w:r>
-            <w:r>
-              <w:rPr>
-                <w:sz w:val="19"/>
-              </w:rPr>
-              <w:t xml:space="preserve"> — repeat affordable-housing architect (BC Housing New West 1923 Marine Way)</w:t>
-            </w:r>
-          </w:p>
-        </w:tc>
-        <w:tc>
-          <w:tcPr>
-            <w:tcW w:w="1000" w:type="pct"/>
-          </w:tcPr>
-          <w:p>
-            <w:pPr>
-              <w:pStyle w:val="Compact"/>
-              <w:rPr>
-                <w:sz w:val="19"/>
-              </w:rPr>
-            </w:pPr>
-            <w:r>
-              <w:rPr>
-                <w:b/>
-                <w:bCs/>
-                <w:sz w:val="19"/>
-              </w:rPr>
-              <w:t>Stu Lyon</w:t>
-            </w:r>
-            <w:r>
-              <w:rPr>
-                <w:sz w:val="19"/>
-              </w:rPr>
-              <w:t xml:space="preserve"> slyon@gblarchitects.com </w:t>
-            </w:r>
-            <w:r>
-              <w:rPr>
-                <w:rFonts w:ascii="Segoe UI Symbol" w:hAnsi="Segoe UI Symbol" w:cs="Segoe UI Symbol"/>
-                <w:sz w:val="19"/>
-              </w:rPr>
-              <w:t>✓</w:t>
-            </w:r>
-            <w:r>
-              <w:rPr>
-                <w:sz w:val="19"/>
-              </w:rPr>
-              <w:t xml:space="preserve"> </w:t>
-            </w:r>
-            <w:r>
-              <w:rPr>
-                <w:sz w:val="19"/>
-              </w:rPr>
-              <w:t>·</w:t>
-            </w:r>
-            <w:r>
-              <w:rPr>
-                <w:sz w:val="19"/>
-              </w:rPr>
-              <w:t xml:space="preserve"> </w:t>
-            </w:r>
-            <w:r>
-              <w:rPr>
-                <w:b/>
-                <w:bCs/>
-                <w:sz w:val="19"/>
-              </w:rPr>
-              <w:t>Amela Brudar</w:t>
-            </w:r>
-            <w:r>
-              <w:rPr>
-                <w:sz w:val="19"/>
-              </w:rPr>
-              <w:t xml:space="preserve"> abrudar@gblarchitects.com </w:t>
-            </w:r>
-            <w:r>
-              <w:rPr>
-                <w:rFonts w:ascii="Segoe UI Symbol" w:hAnsi="Segoe UI Symbol" w:cs="Segoe UI Symbol"/>
-                <w:sz w:val="19"/>
-              </w:rPr>
-              <w:t>✓</w:t>
-            </w:r>
-          </w:p>
-        </w:tc>
-        <w:tc>
-          <w:tcPr>
-            <w:tcW w:w="1000" w:type="pct"/>
-          </w:tcPr>
-          <w:p>
-            <w:pPr>
-              <w:pStyle w:val="Compact"/>
-              <w:rPr>
-                <w:sz w:val="19"/>
-              </w:rPr>
-            </w:pPr>
-            <w:r>
-              <w:rPr>
-                <w:b/>
-                <w:bCs/>
-                <w:sz w:val="19"/>
-              </w:rPr>
-              <w:t>#1 call.</w:t>
-            </w:r>
-            <w:r>
-              <w:rPr>
-                <w:sz w:val="19"/>
-              </w:rPr>
-              <w:t xml:space="preserve"> </w:t>
-            </w:r>
-            <w:r>
-              <w:rPr>
-                <w:sz w:val="19"/>
-              </w:rPr>
-              <w:t>Warm + proven BC Housing. Ask to be their named SE on the BC Housing roster submission (both streams).</w:t>
+              <w:t>confirmed BC Housing affordable architect</w:t>
+            </w:r>
+            <w:r>
+              <w:rPr>
+                <w:sz w:val="19"/>
+              </w:rPr>
+              <w:t xml:space="preserve"> (New West 1923 Marine)</w:t>
+            </w:r>
+          </w:p>
+        </w:tc>
+        <w:tc>
+          <w:tcPr>
+            <w:tcW w:w="1250" w:type="pct"/>
+          </w:tcPr>
+          <w:p>
+            <w:pPr>
+              <w:pStyle w:val="Compact"/>
+              <w:rPr>
+                <w:sz w:val="19"/>
+              </w:rPr>
+            </w:pPr>
+            <w:r>
+              <w:rPr>
+                <w:sz w:val="19"/>
+              </w:rPr>
+              <w:t>Stu Lyon slyon@gblarchitects.com · Amela Brudar abrudar@gblarchitects.com</w:t>
             </w:r>
           </w:p>
         </w:tc>
@@ -1793,7 +1006,26 @@
         </w:trPr>
         <w:tc>
           <w:tcPr>
-            <w:tcW w:w="1000" w:type="pct"/>
+            <w:tcW w:w="1250" w:type="pct"/>
+          </w:tcPr>
+          <w:p>
+            <w:pPr>
+              <w:pStyle w:val="Compact"/>
+              <w:rPr>
+                <w:sz w:val="19"/>
+              </w:rPr>
+            </w:pPr>
+            <w:r>
+              <w:rPr>
+                <w:sz w:val="19"/>
+              </w:rPr>
+              <w:t>1</w:t>
+            </w:r>
+          </w:p>
+        </w:tc>
+        <w:tc>
+          <w:tcPr>
+            <w:tcW w:w="1250" w:type="pct"/>
           </w:tcPr>
           <w:p>
             <w:pPr>
@@ -1814,7 +1046,7 @@
         </w:tc>
         <w:tc>
           <w:tcPr>
-            <w:tcW w:w="1000" w:type="pct"/>
+            <w:tcW w:w="1250" w:type="pct"/>
           </w:tcPr>
           <w:p>
             <w:pPr>
@@ -1841,109 +1073,26 @@
               <w:rPr>
                 <w:sz w:val="19"/>
               </w:rPr>
-              <w:t xml:space="preserve"> (deepest in the book)</w:t>
-            </w:r>
-          </w:p>
-        </w:tc>
-        <w:tc>
-          <w:tcPr>
-            <w:tcW w:w="1000" w:type="pct"/>
-          </w:tcPr>
-          <w:p>
-            <w:pPr>
-              <w:pStyle w:val="Compact"/>
-              <w:rPr>
-                <w:sz w:val="19"/>
-              </w:rPr>
-            </w:pPr>
-            <w:r>
-              <w:rPr>
-                <w:sz w:val="19"/>
-              </w:rPr>
-              <w:t>Multifamily/residential — confirm BC Housing/affordable activity</w:t>
-            </w:r>
-          </w:p>
-        </w:tc>
-        <w:tc>
-          <w:tcPr>
-            <w:tcW w:w="1000" w:type="pct"/>
-          </w:tcPr>
-          <w:p>
-            <w:pPr>
-              <w:pStyle w:val="Compact"/>
-              <w:rPr>
-                <w:sz w:val="19"/>
-              </w:rPr>
-            </w:pPr>
-            <w:r>
-              <w:rPr>
-                <w:b/>
-                <w:bCs/>
-                <w:sz w:val="19"/>
-              </w:rPr>
-              <w:t>Ken Wong</w:t>
-            </w:r>
-            <w:r>
-              <w:rPr>
-                <w:sz w:val="19"/>
-              </w:rPr>
-              <w:t xml:space="preserve"> kwong@nsda.bc.ca </w:t>
-            </w:r>
-            <w:r>
-              <w:rPr>
-                <w:rFonts w:ascii="Segoe UI Symbol" w:hAnsi="Segoe UI Symbol" w:cs="Segoe UI Symbol"/>
-                <w:sz w:val="19"/>
-              </w:rPr>
-              <w:t>✓</w:t>
-            </w:r>
-            <w:r>
-              <w:rPr>
-                <w:sz w:val="19"/>
-              </w:rPr>
-              <w:t xml:space="preserve"> </w:t>
-            </w:r>
-            <w:r>
-              <w:rPr>
-                <w:sz w:val="19"/>
-              </w:rPr>
-              <w:t>·</w:t>
-            </w:r>
-            <w:r>
-              <w:rPr>
-                <w:sz w:val="19"/>
-              </w:rPr>
-              <w:t xml:space="preserve"> Brian Dust </w:t>
-            </w:r>
-            <w:r>
-              <w:rPr>
-                <w:sz w:val="19"/>
-              </w:rPr>
-              <w:t>·</w:t>
-            </w:r>
-            <w:r>
-              <w:rPr>
-                <w:sz w:val="19"/>
-              </w:rPr>
-              <w:t xml:space="preserve"> Peter Fodor</w:t>
-            </w:r>
-          </w:p>
-        </w:tc>
-        <w:tc>
-          <w:tcPr>
-            <w:tcW w:w="1000" w:type="pct"/>
-          </w:tcPr>
-          <w:p>
-            <w:pPr>
-              <w:pStyle w:val="Compact"/>
-              <w:rPr>
-                <w:sz w:val="19"/>
-              </w:rPr>
-            </w:pPr>
-            <w:r>
-              <w:rPr>
-                <w:sz w:val="19"/>
-              </w:rPr>
-              <w:t>Deepest relationship KOR has. Even if market-leaning, 28 shared projects = automatic team inclusion ask.</w:t>
+              <w:t xml:space="preserve"> (deepest)</w:t>
+            </w:r>
+          </w:p>
+        </w:tc>
+        <w:tc>
+          <w:tcPr>
+            <w:tcW w:w="1250" w:type="pct"/>
+          </w:tcPr>
+          <w:p>
+            <w:pPr>
+              <w:pStyle w:val="Compact"/>
+              <w:rPr>
+                <w:sz w:val="19"/>
+              </w:rPr>
+            </w:pPr>
+            <w:r>
+              <w:rPr>
+                <w:sz w:val="19"/>
+              </w:rPr>
+              <w:t>Ken Wong kwong@nsda.bc.ca</w:t>
             </w:r>
           </w:p>
         </w:tc>
@@ -1955,113 +1104,77 @@
         </w:trPr>
         <w:tc>
           <w:tcPr>
-            <w:tcW w:w="1000" w:type="pct"/>
-          </w:tcPr>
-          <w:p>
-            <w:pPr>
-              <w:pStyle w:val="Compact"/>
-              <w:rPr>
-                <w:sz w:val="19"/>
-              </w:rPr>
-            </w:pPr>
-            <w:r>
-              <w:rPr>
-                <w:b/>
-                <w:bCs/>
-                <w:sz w:val="19"/>
-              </w:rPr>
-              <w:lastRenderedPageBreak/>
-              <w:t>Studio One Architecture</w:t>
-            </w:r>
-          </w:p>
-        </w:tc>
-        <w:tc>
-          <w:tcPr>
-            <w:tcW w:w="1000" w:type="pct"/>
-          </w:tcPr>
-          <w:p>
-            <w:pPr>
-              <w:pStyle w:val="Compact"/>
-              <w:rPr>
-                <w:sz w:val="19"/>
-              </w:rPr>
-            </w:pPr>
-            <w:r>
-              <w:rPr>
-                <w:sz w:val="19"/>
-              </w:rPr>
-              <w:t xml:space="preserve">client · </w:t>
-            </w:r>
-            <w:r>
-              <w:rPr>
-                <w:b/>
-                <w:bCs/>
-                <w:sz w:val="19"/>
-              </w:rPr>
-              <w:t>13 KOR projects</w:t>
-            </w:r>
-            <w:r>
-              <w:rPr>
-                <w:sz w:val="19"/>
-              </w:rPr>
-              <w:t xml:space="preserve"> (under-leveraged)</w:t>
-            </w:r>
-          </w:p>
-        </w:tc>
-        <w:tc>
-          <w:tcPr>
-            <w:tcW w:w="1000" w:type="pct"/>
-          </w:tcPr>
-          <w:p>
-            <w:pPr>
-              <w:pStyle w:val="Compact"/>
-              <w:rPr>
-                <w:sz w:val="19"/>
-              </w:rPr>
-            </w:pPr>
-            <w:r>
-              <w:rPr>
-                <w:sz w:val="19"/>
-              </w:rPr>
-              <w:t>Multifamily — confirm</w:t>
-            </w:r>
-          </w:p>
-        </w:tc>
-        <w:tc>
-          <w:tcPr>
-            <w:tcW w:w="1000" w:type="pct"/>
-          </w:tcPr>
-          <w:p>
-            <w:pPr>
-              <w:pStyle w:val="Compact"/>
-              <w:rPr>
-                <w:sz w:val="19"/>
-              </w:rPr>
-            </w:pPr>
-            <w:r>
-              <w:rPr>
-                <w:sz w:val="19"/>
-              </w:rPr>
-              <w:t>Reach via Vancouver office (no email on file)</w:t>
-            </w:r>
-          </w:p>
-        </w:tc>
-        <w:tc>
-          <w:tcPr>
-            <w:tcW w:w="1000" w:type="pct"/>
-          </w:tcPr>
-          <w:p>
-            <w:pPr>
-              <w:pStyle w:val="Compact"/>
-              <w:rPr>
-                <w:sz w:val="19"/>
-              </w:rPr>
-            </w:pPr>
-            <w:r>
-              <w:rPr>
-                <w:sz w:val="19"/>
-              </w:rPr>
-              <w:t>Deepest under-worked relationship — re-engage and ask for roster team.</w:t>
+            <w:tcW w:w="1250" w:type="pct"/>
+          </w:tcPr>
+          <w:p>
+            <w:pPr>
+              <w:pStyle w:val="Compact"/>
+              <w:rPr>
+                <w:sz w:val="19"/>
+              </w:rPr>
+            </w:pPr>
+            <w:r>
+              <w:rPr>
+                <w:sz w:val="19"/>
+              </w:rPr>
+              <w:t>1</w:t>
+            </w:r>
+          </w:p>
+        </w:tc>
+        <w:tc>
+          <w:tcPr>
+            <w:tcW w:w="1250" w:type="pct"/>
+          </w:tcPr>
+          <w:p>
+            <w:pPr>
+              <w:pStyle w:val="Compact"/>
+              <w:rPr>
+                <w:sz w:val="19"/>
+              </w:rPr>
+            </w:pPr>
+            <w:r>
+              <w:rPr>
+                <w:sz w:val="19"/>
+              </w:rPr>
+              <w:t>Chris Dikeakos / Studio One / Ciccozzi</w:t>
+            </w:r>
+          </w:p>
+        </w:tc>
+        <w:tc>
+          <w:tcPr>
+            <w:tcW w:w="1250" w:type="pct"/>
+          </w:tcPr>
+          <w:p>
+            <w:pPr>
+              <w:pStyle w:val="Compact"/>
+              <w:rPr>
+                <w:sz w:val="19"/>
+              </w:rPr>
+            </w:pPr>
+            <w:r>
+              <w:rPr>
+                <w:sz w:val="19"/>
+              </w:rPr>
+              <w:t>8 / 13 / 7 KOR projects (warm; confirm affordable intent)</w:t>
+            </w:r>
+          </w:p>
+        </w:tc>
+        <w:tc>
+          <w:tcPr>
+            <w:tcW w:w="1250" w:type="pct"/>
+          </w:tcPr>
+          <w:p>
+            <w:pPr>
+              <w:pStyle w:val="Compact"/>
+              <w:rPr>
+                <w:sz w:val="19"/>
+              </w:rPr>
+            </w:pPr>
+            <w:r>
+              <w:rPr>
+                <w:sz w:val="19"/>
+              </w:rPr>
+              <w:t>chris@dikeakos.com · (Studio One via office) · rob@ciccozziarchitecture.com</w:t>
             </w:r>
           </w:p>
         </w:tc>
@@ -2072,7 +1185,26 @@
         </w:trPr>
         <w:tc>
           <w:tcPr>
-            <w:tcW w:w="1000" w:type="pct"/>
+            <w:tcW w:w="1250" w:type="pct"/>
+          </w:tcPr>
+          <w:p>
+            <w:pPr>
+              <w:pStyle w:val="Compact"/>
+              <w:rPr>
+                <w:sz w:val="19"/>
+              </w:rPr>
+            </w:pPr>
+            <w:r>
+              <w:rPr>
+                <w:sz w:val="19"/>
+              </w:rPr>
+              <w:t>DASH</w:t>
+            </w:r>
+          </w:p>
+        </w:tc>
+        <w:tc>
+          <w:tcPr>
+            <w:tcW w:w="1250" w:type="pct"/>
           </w:tcPr>
           <w:p>
             <w:pPr>
@@ -2087,151 +1219,45 @@
                 <w:bCs/>
                 <w:sz w:val="19"/>
               </w:rPr>
-              <w:t>Chris Dikeakos Architects</w:t>
-            </w:r>
-          </w:p>
-        </w:tc>
-        <w:tc>
-          <w:tcPr>
-            <w:tcW w:w="1000" w:type="pct"/>
-          </w:tcPr>
-          <w:p>
-            <w:pPr>
-              <w:pStyle w:val="Compact"/>
-              <w:rPr>
-                <w:sz w:val="19"/>
-              </w:rPr>
-            </w:pPr>
-            <w:r>
-              <w:rPr>
-                <w:sz w:val="19"/>
-              </w:rPr>
-              <w:t xml:space="preserve">client · </w:t>
-            </w:r>
-            <w:r>
-              <w:rPr>
-                <w:b/>
-                <w:bCs/>
-                <w:sz w:val="19"/>
-              </w:rPr>
-              <w:t>8 KOR projects</w:t>
-            </w:r>
-            <w:r>
-              <w:rPr>
-                <w:sz w:val="19"/>
-              </w:rPr>
-              <w:t xml:space="preserve"> · warmest, 19 LM seats</w:t>
-            </w:r>
-          </w:p>
-        </w:tc>
-        <w:tc>
-          <w:tcPr>
-            <w:tcW w:w="1000" w:type="pct"/>
-          </w:tcPr>
-          <w:p>
-            <w:pPr>
-              <w:pStyle w:val="Compact"/>
-              <w:rPr>
-                <w:sz w:val="19"/>
-              </w:rPr>
-            </w:pPr>
-            <w:r>
-              <w:rPr>
-                <w:sz w:val="19"/>
-              </w:rPr>
-              <w:t>Residential high-rise — more market than affordable; confirm</w:t>
-            </w:r>
-          </w:p>
-        </w:tc>
-        <w:tc>
-          <w:tcPr>
-            <w:tcW w:w="1000" w:type="pct"/>
-          </w:tcPr>
-          <w:p>
-            <w:pPr>
-              <w:pStyle w:val="Compact"/>
-              <w:rPr>
-                <w:sz w:val="19"/>
-              </w:rPr>
-            </w:pPr>
-            <w:r>
-              <w:rPr>
-                <w:b/>
-                <w:bCs/>
-                <w:sz w:val="19"/>
-              </w:rPr>
-              <w:t>Chris Dikeakos</w:t>
-            </w:r>
-            <w:r>
-              <w:rPr>
-                <w:sz w:val="19"/>
-              </w:rPr>
-              <w:t xml:space="preserve"> chris@dikeakos.com </w:t>
-            </w:r>
-            <w:r>
-              <w:rPr>
-                <w:rFonts w:ascii="Segoe UI Symbol" w:hAnsi="Segoe UI Symbol" w:cs="Segoe UI Symbol"/>
-                <w:sz w:val="19"/>
-              </w:rPr>
-              <w:t>✓</w:t>
-            </w:r>
-            <w:r>
-              <w:rPr>
-                <w:sz w:val="19"/>
-              </w:rPr>
-              <w:t xml:space="preserve"> </w:t>
-            </w:r>
-            <w:r>
-              <w:rPr>
-                <w:sz w:val="19"/>
-              </w:rPr>
-              <w:t>·</w:t>
-            </w:r>
-            <w:r>
-              <w:rPr>
-                <w:sz w:val="19"/>
-              </w:rPr>
-              <w:t xml:space="preserve"> </w:t>
-            </w:r>
-            <w:r>
-              <w:rPr>
-                <w:b/>
-                <w:bCs/>
-                <w:sz w:val="19"/>
-              </w:rPr>
-              <w:t>Nadia Said</w:t>
-            </w:r>
-            <w:r>
-              <w:rPr>
-                <w:sz w:val="19"/>
-              </w:rPr>
-              <w:t xml:space="preserve"> nadia.s@dikeakos.com </w:t>
-            </w:r>
-            <w:r>
-              <w:rPr>
-                <w:rFonts w:ascii="Segoe UI Symbol" w:hAnsi="Segoe UI Symbol" w:cs="Segoe UI Symbol"/>
-                <w:sz w:val="19"/>
-              </w:rPr>
-              <w:t>✓</w:t>
-            </w:r>
-          </w:p>
-        </w:tc>
-        <w:tc>
-          <w:tcPr>
-            <w:tcW w:w="1000" w:type="pct"/>
-          </w:tcPr>
-          <w:p>
-            <w:pPr>
-              <w:pStyle w:val="Compact"/>
-              <w:rPr>
-                <w:sz w:val="19"/>
-              </w:rPr>
-            </w:pPr>
-            <w:r>
-              <w:rPr>
-                <w:sz w:val="19"/>
-              </w:rPr>
-              <w:t>Warmest relationship; confirm whether they pursue BC Housing affordable, then ask for the team.</w:t>
+              <w:t>Acton Ostry</w:t>
+            </w:r>
+          </w:p>
+        </w:tc>
+        <w:tc>
+          <w:tcPr>
+            <w:tcW w:w="1250" w:type="pct"/>
+          </w:tcPr>
+          <w:p>
+            <w:pPr>
+              <w:pStyle w:val="Compact"/>
+              <w:rPr>
+                <w:sz w:val="19"/>
+              </w:rPr>
+            </w:pPr>
+            <w:r>
+              <w:rPr>
+                <w:sz w:val="19"/>
+              </w:rPr>
+              <w:t>mass-timber housing (Brock Commons) — strong DASH fit</w:t>
+            </w:r>
+          </w:p>
+        </w:tc>
+        <w:tc>
+          <w:tcPr>
+            <w:tcW w:w="1250" w:type="pct"/>
+          </w:tcPr>
+          <w:p>
+            <w:pPr>
+              <w:pStyle w:val="Compact"/>
+              <w:rPr>
+                <w:sz w:val="19"/>
+              </w:rPr>
+            </w:pPr>
+            <w:r>
+              <w:rPr>
+                <w:sz w:val="19"/>
+              </w:rPr>
+              <w:t>Russell Acton racton@actonostry.ca · Mark Ostry mostry@actonostry.ca</w:t>
             </w:r>
           </w:p>
         </w:tc>
@@ -2243,146 +1269,77 @@
         </w:trPr>
         <w:tc>
           <w:tcPr>
-            <w:tcW w:w="1000" w:type="pct"/>
-          </w:tcPr>
-          <w:p>
-            <w:pPr>
-              <w:pStyle w:val="Compact"/>
-              <w:rPr>
-                <w:sz w:val="19"/>
-              </w:rPr>
-            </w:pPr>
-            <w:r>
-              <w:rPr>
-                <w:b/>
-                <w:bCs/>
-                <w:sz w:val="19"/>
-              </w:rPr>
-              <w:t>Ciccozzi Architecture</w:t>
-            </w:r>
-          </w:p>
-        </w:tc>
-        <w:tc>
-          <w:tcPr>
-            <w:tcW w:w="1000" w:type="pct"/>
-          </w:tcPr>
-          <w:p>
-            <w:pPr>
-              <w:pStyle w:val="Compact"/>
-              <w:rPr>
-                <w:sz w:val="19"/>
-              </w:rPr>
-            </w:pPr>
-            <w:r>
-              <w:rPr>
-                <w:sz w:val="19"/>
-              </w:rPr>
-              <w:t xml:space="preserve">client · </w:t>
-            </w:r>
-            <w:r>
-              <w:rPr>
-                <w:b/>
-                <w:bCs/>
-                <w:sz w:val="19"/>
-              </w:rPr>
-              <w:t>7 KOR projects</w:t>
-            </w:r>
-          </w:p>
-        </w:tc>
-        <w:tc>
-          <w:tcPr>
-            <w:tcW w:w="1000" w:type="pct"/>
-          </w:tcPr>
-          <w:p>
-            <w:pPr>
-              <w:pStyle w:val="Compact"/>
-              <w:rPr>
-                <w:sz w:val="19"/>
-              </w:rPr>
-            </w:pPr>
-            <w:r>
-              <w:rPr>
-                <w:sz w:val="19"/>
-              </w:rPr>
-              <w:t>Residential — confirm affordable</w:t>
-            </w:r>
-          </w:p>
-        </w:tc>
-        <w:tc>
-          <w:tcPr>
-            <w:tcW w:w="1000" w:type="pct"/>
-          </w:tcPr>
-          <w:p>
-            <w:pPr>
-              <w:pStyle w:val="Compact"/>
-              <w:rPr>
-                <w:sz w:val="19"/>
-              </w:rPr>
-            </w:pPr>
-            <w:r>
-              <w:rPr>
-                <w:b/>
-                <w:bCs/>
-                <w:sz w:val="19"/>
-              </w:rPr>
-              <w:t>Robert Ciccozzi</w:t>
-            </w:r>
-            <w:r>
-              <w:rPr>
-                <w:sz w:val="19"/>
-              </w:rPr>
-              <w:t xml:space="preserve"> rob@ciccozziarchitecture.com </w:t>
-            </w:r>
-            <w:r>
-              <w:rPr>
-                <w:rFonts w:ascii="Segoe UI Symbol" w:hAnsi="Segoe UI Symbol" w:cs="Segoe UI Symbol"/>
-                <w:sz w:val="19"/>
-              </w:rPr>
-              <w:t>✓</w:t>
-            </w:r>
-            <w:r>
-              <w:rPr>
-                <w:sz w:val="19"/>
-              </w:rPr>
-              <w:t xml:space="preserve"> </w:t>
-            </w:r>
-            <w:r>
-              <w:rPr>
-                <w:sz w:val="19"/>
-              </w:rPr>
-              <w:t>·</w:t>
-            </w:r>
-            <w:r>
-              <w:rPr>
-                <w:sz w:val="19"/>
-              </w:rPr>
-              <w:t xml:space="preserve"> Sandro Mancini smancini@ciccozziarchitecture.com </w:t>
-            </w:r>
-            <w:r>
-              <w:rPr>
-                <w:rFonts w:ascii="Segoe UI Symbol" w:hAnsi="Segoe UI Symbol" w:cs="Segoe UI Symbol"/>
-                <w:sz w:val="19"/>
-              </w:rPr>
-              <w:t>✓</w:t>
-            </w:r>
-          </w:p>
-        </w:tc>
-        <w:tc>
-          <w:tcPr>
-            <w:tcW w:w="1000" w:type="pct"/>
-          </w:tcPr>
-          <w:p>
-            <w:pPr>
-              <w:pStyle w:val="Compact"/>
-              <w:rPr>
-                <w:sz w:val="19"/>
-              </w:rPr>
-            </w:pPr>
-            <w:r>
-              <w:rPr>
-                <w:sz w:val="19"/>
-              </w:rPr>
-              <w:t>Very warm — quick call to gauge BC Housing intent.</w:t>
+            <w:tcW w:w="1250" w:type="pct"/>
+          </w:tcPr>
+          <w:p>
+            <w:pPr>
+              <w:pStyle w:val="Compact"/>
+              <w:rPr>
+                <w:sz w:val="19"/>
+              </w:rPr>
+            </w:pPr>
+            <w:r>
+              <w:rPr>
+                <w:sz w:val="19"/>
+              </w:rPr>
+              <w:t>Specialists</w:t>
+            </w:r>
+          </w:p>
+        </w:tc>
+        <w:tc>
+          <w:tcPr>
+            <w:tcW w:w="1250" w:type="pct"/>
+          </w:tcPr>
+          <w:p>
+            <w:pPr>
+              <w:pStyle w:val="Compact"/>
+              <w:rPr>
+                <w:sz w:val="19"/>
+              </w:rPr>
+            </w:pPr>
+            <w:r>
+              <w:rPr>
+                <w:sz w:val="19"/>
+              </w:rPr>
+              <w:t>Zeidler · Richard Hunter · Formline</w:t>
+            </w:r>
+          </w:p>
+        </w:tc>
+        <w:tc>
+          <w:tcPr>
+            <w:tcW w:w="1250" w:type="pct"/>
+          </w:tcPr>
+          <w:p>
+            <w:pPr>
+              <w:pStyle w:val="Compact"/>
+              <w:rPr>
+                <w:sz w:val="19"/>
+              </w:rPr>
+            </w:pPr>
+            <w:r>
+              <w:rPr>
+                <w:sz w:val="19"/>
+              </w:rPr>
+              <w:t>active BC Housing/affordable, lower KOR depth</w:t>
+            </w:r>
+          </w:p>
+        </w:tc>
+        <w:tc>
+          <w:tcPr>
+            <w:tcW w:w="1250" w:type="pct"/>
+          </w:tcPr>
+          <w:p>
+            <w:pPr>
+              <w:pStyle w:val="Compact"/>
+              <w:rPr>
+                <w:sz w:val="19"/>
+              </w:rPr>
+            </w:pPr>
+            <w:r>
+              <w:rPr>
+                <w:sz w:val="19"/>
+              </w:rPr>
+              <w:t>via firm offices</w:t>
             </w:r>
           </w:p>
         </w:tc>
@@ -2390,475 +1347,26 @@
     </w:tbl>
     <w:p>
       <w:pPr>
-        <w:pStyle w:val="Heading3"/>
-      </w:pPr>
-      <w:bookmarkStart w:id="6" w:name="X8ea580a645ea06e435b8260829889aa60e29dc1"/>
-      <w:bookmarkEnd w:id="5"/>
-      <w:r>
-        <w:t>Tier 2 — DASH / prefab + mass-timber stream (KOR’s technical sweet spot)</w:t>
-      </w:r>
-    </w:p>
-    <w:tbl>
-      <w:tblPr>
-        <w:tblStyle w:val="GridTable4"/>
-        <w:tblW w:w="5000" w:type="pct"/>
-        <w:tblCellMar>
-          <w:top w:w="40" w:type="dxa"/>
-          <w:left w:w="100" w:type="dxa"/>
-          <w:bottom w:w="40" w:type="dxa"/>
-          <w:right w:w="100" w:type="dxa"/>
-        </w:tblCellMar>
-        <w:tblLook w:val="0420" w:firstRow="1" w:lastRow="0" w:firstColumn="0" w:lastColumn="0" w:noHBand="0" w:noVBand="1"/>
-      </w:tblPr>
-      <w:tblGrid>
-        <w:gridCol w:w="2390"/>
-        <w:gridCol w:w="2390"/>
-        <w:gridCol w:w="2390"/>
-        <w:gridCol w:w="2390"/>
-      </w:tblGrid>
-      <w:tr>
-        <w:trPr>
-          <w:cnfStyle w:val="100000000000" w:firstRow="1" w:lastRow="0" w:firstColumn="0" w:lastColumn="0" w:oddVBand="0" w:evenVBand="0" w:oddHBand="0" w:evenHBand="0" w:firstRowFirstColumn="0" w:firstRowLastColumn="0" w:lastRowFirstColumn="0" w:lastRowLastColumn="0"/>
-          <w:cantSplit/>
-          <w:tblHeader/>
-        </w:trPr>
-        <w:tc>
-          <w:tcPr>
-            <w:tcW w:w="1250" w:type="pct"/>
-          </w:tcPr>
-          <w:p>
-            <w:pPr>
-              <w:pStyle w:val="Compact"/>
-              <w:rPr>
-                <w:b w:val="0"/>
-                <w:sz w:val="19"/>
-              </w:rPr>
-            </w:pPr>
-            <w:r>
-              <w:rPr>
-                <w:b w:val="0"/>
-                <w:sz w:val="19"/>
-              </w:rPr>
-              <w:t>Architect</w:t>
-            </w:r>
-          </w:p>
-        </w:tc>
-        <w:tc>
-          <w:tcPr>
-            <w:tcW w:w="1250" w:type="pct"/>
-          </w:tcPr>
-          <w:p>
-            <w:pPr>
-              <w:pStyle w:val="Compact"/>
-              <w:rPr>
-                <w:b w:val="0"/>
-                <w:sz w:val="19"/>
-              </w:rPr>
-            </w:pPr>
-            <w:r>
-              <w:rPr>
-                <w:b w:val="0"/>
-                <w:sz w:val="19"/>
-              </w:rPr>
-              <w:t>KOR depth</w:t>
-            </w:r>
-          </w:p>
-        </w:tc>
-        <w:tc>
-          <w:tcPr>
-            <w:tcW w:w="1250" w:type="pct"/>
-          </w:tcPr>
-          <w:p>
-            <w:pPr>
-              <w:pStyle w:val="Compact"/>
-              <w:rPr>
-                <w:b w:val="0"/>
-                <w:sz w:val="19"/>
-              </w:rPr>
-            </w:pPr>
-            <w:r>
-              <w:rPr>
-                <w:b w:val="0"/>
-                <w:sz w:val="19"/>
-              </w:rPr>
-              <w:t>Fit</w:t>
-            </w:r>
-          </w:p>
-        </w:tc>
-        <w:tc>
-          <w:tcPr>
-            <w:tcW w:w="1250" w:type="pct"/>
-          </w:tcPr>
-          <w:p>
-            <w:pPr>
-              <w:pStyle w:val="Compact"/>
-              <w:rPr>
-                <w:b w:val="0"/>
-                <w:sz w:val="19"/>
-              </w:rPr>
-            </w:pPr>
-            <w:r>
-              <w:rPr>
-                <w:b w:val="0"/>
-                <w:sz w:val="19"/>
-              </w:rPr>
-              <w:t>Who to call</w:t>
-            </w:r>
-          </w:p>
-        </w:tc>
-      </w:tr>
-      <w:tr>
-        <w:trPr>
-          <w:cnfStyle w:val="000000100000" w:firstRow="0" w:lastRow="0" w:firstColumn="0" w:lastColumn="0" w:oddVBand="0" w:evenVBand="0" w:oddHBand="1" w:evenHBand="0" w:firstRowFirstColumn="0" w:firstRowLastColumn="0" w:lastRowFirstColumn="0" w:lastRowLastColumn="0"/>
-          <w:cantSplit/>
-        </w:trPr>
-        <w:tc>
-          <w:tcPr>
-            <w:tcW w:w="1250" w:type="pct"/>
-          </w:tcPr>
-          <w:p>
-            <w:pPr>
-              <w:pStyle w:val="Compact"/>
-              <w:rPr>
-                <w:sz w:val="19"/>
-              </w:rPr>
-            </w:pPr>
-            <w:r>
-              <w:rPr>
-                <w:b/>
-                <w:bCs/>
-                <w:sz w:val="19"/>
-              </w:rPr>
-              <w:t>Acton Ostry</w:t>
-            </w:r>
-          </w:p>
-        </w:tc>
-        <w:tc>
-          <w:tcPr>
-            <w:tcW w:w="1250" w:type="pct"/>
-          </w:tcPr>
-          <w:p>
-            <w:pPr>
-              <w:pStyle w:val="Compact"/>
-              <w:rPr>
-                <w:sz w:val="19"/>
-              </w:rPr>
-            </w:pPr>
-            <w:r>
-              <w:rPr>
-                <w:sz w:val="19"/>
-              </w:rPr>
-              <w:t>client · $427M LM</w:t>
-            </w:r>
-          </w:p>
-        </w:tc>
-        <w:tc>
-          <w:tcPr>
-            <w:tcW w:w="1250" w:type="pct"/>
-          </w:tcPr>
-          <w:p>
-            <w:pPr>
-              <w:pStyle w:val="Compact"/>
-              <w:rPr>
-                <w:sz w:val="19"/>
-              </w:rPr>
-            </w:pPr>
-            <w:r>
-              <w:rPr>
-                <w:b/>
-                <w:bCs/>
-                <w:sz w:val="19"/>
-              </w:rPr>
-              <w:t>Mass-timber housing</w:t>
-            </w:r>
-            <w:r>
-              <w:rPr>
-                <w:sz w:val="19"/>
-              </w:rPr>
-              <w:t xml:space="preserve"> (Brock Commons precedent) — strong DASH-stream fit</w:t>
-            </w:r>
-          </w:p>
-        </w:tc>
-        <w:tc>
-          <w:tcPr>
-            <w:tcW w:w="1250" w:type="pct"/>
-          </w:tcPr>
-          <w:p>
-            <w:pPr>
-              <w:pStyle w:val="Compact"/>
-              <w:rPr>
-                <w:sz w:val="19"/>
-              </w:rPr>
-            </w:pPr>
-            <w:r>
-              <w:rPr>
-                <w:b/>
-                <w:bCs/>
-                <w:sz w:val="19"/>
-              </w:rPr>
-              <w:t>Russell Acton</w:t>
-            </w:r>
-            <w:r>
-              <w:rPr>
-                <w:sz w:val="19"/>
-              </w:rPr>
-              <w:t xml:space="preserve"> racton@actonostry.ca </w:t>
-            </w:r>
-            <w:r>
-              <w:rPr>
-                <w:rFonts w:ascii="Segoe UI Symbol" w:hAnsi="Segoe UI Symbol" w:cs="Segoe UI Symbol"/>
-                <w:sz w:val="19"/>
-              </w:rPr>
-              <w:t>✓</w:t>
-            </w:r>
-            <w:r>
-              <w:rPr>
-                <w:sz w:val="19"/>
-              </w:rPr>
-              <w:t xml:space="preserve"> </w:t>
-            </w:r>
-            <w:r>
-              <w:rPr>
-                <w:sz w:val="19"/>
-              </w:rPr>
-              <w:t>·</w:t>
-            </w:r>
-            <w:r>
-              <w:rPr>
-                <w:sz w:val="19"/>
-              </w:rPr>
-              <w:t xml:space="preserve"> </w:t>
-            </w:r>
-            <w:r>
-              <w:rPr>
-                <w:b/>
-                <w:bCs/>
-                <w:sz w:val="19"/>
-              </w:rPr>
-              <w:t>Mark Ostry</w:t>
-            </w:r>
-            <w:r>
-              <w:rPr>
-                <w:sz w:val="19"/>
-              </w:rPr>
-              <w:t xml:space="preserve"> mostry@actonostry.ca </w:t>
-            </w:r>
-            <w:r>
-              <w:rPr>
-                <w:rFonts w:ascii="Segoe UI Symbol" w:hAnsi="Segoe UI Symbol" w:cs="Segoe UI Symbol"/>
-                <w:sz w:val="19"/>
-              </w:rPr>
-              <w:t>✓</w:t>
-            </w:r>
-          </w:p>
-        </w:tc>
-      </w:tr>
-      <w:tr>
-        <w:trPr>
-          <w:cantSplit/>
-        </w:trPr>
-        <w:tc>
-          <w:tcPr>
-            <w:tcW w:w="1250" w:type="pct"/>
-          </w:tcPr>
-          <w:p>
-            <w:pPr>
-              <w:pStyle w:val="Compact"/>
-              <w:rPr>
-                <w:sz w:val="19"/>
-              </w:rPr>
-            </w:pPr>
-            <w:r>
-              <w:rPr>
-                <w:b/>
-                <w:bCs/>
-                <w:sz w:val="19"/>
-              </w:rPr>
-              <w:t>Ryder Architecture</w:t>
-            </w:r>
-          </w:p>
-        </w:tc>
-        <w:tc>
-          <w:tcPr>
-            <w:tcW w:w="1250" w:type="pct"/>
-          </w:tcPr>
-          <w:p>
-            <w:pPr>
-              <w:pStyle w:val="Compact"/>
-              <w:rPr>
-                <w:sz w:val="19"/>
-              </w:rPr>
-            </w:pPr>
-            <w:r>
-              <w:rPr>
-                <w:sz w:val="19"/>
-              </w:rPr>
-              <w:t>flagged target (UBC Lower Mall student housing)</w:t>
-            </w:r>
-          </w:p>
-        </w:tc>
-        <w:tc>
-          <w:tcPr>
-            <w:tcW w:w="1250" w:type="pct"/>
-          </w:tcPr>
-          <w:p>
-            <w:pPr>
-              <w:pStyle w:val="Compact"/>
-              <w:rPr>
-                <w:sz w:val="19"/>
-              </w:rPr>
-            </w:pPr>
-            <w:r>
-              <w:rPr>
-                <w:sz w:val="19"/>
-              </w:rPr>
-              <w:t>Mass-timber academic/residential</w:t>
-            </w:r>
-          </w:p>
-        </w:tc>
-        <w:tc>
-          <w:tcPr>
-            <w:tcW w:w="1250" w:type="pct"/>
-          </w:tcPr>
-          <w:p>
-            <w:pPr>
-              <w:pStyle w:val="Compact"/>
-              <w:rPr>
-                <w:sz w:val="19"/>
-              </w:rPr>
-            </w:pPr>
-            <w:r>
-              <w:rPr>
-                <w:sz w:val="19"/>
-              </w:rPr>
-              <w:t>Vancouver office (via UBC Project Services)</w:t>
-            </w:r>
-          </w:p>
-        </w:tc>
-      </w:tr>
-    </w:tbl>
-    <w:p>
-      <w:pPr>
-        <w:pStyle w:val="Heading3"/>
-      </w:pPr>
-      <w:bookmarkStart w:id="7" w:name="X7d160b45ab8d552efa9e4ae9aacdde6b918d5f7"/>
-      <w:bookmarkEnd w:id="6"/>
-      <w:r>
-        <w:t>Tier 3 — warm market-residential primes (confirm BC Housing intent before investing)</w:t>
-      </w:r>
-    </w:p>
-    <w:p>
-      <w:pPr>
-        <w:pStyle w:val="FirstParagraph"/>
-      </w:pPr>
-      <w:r>
-        <w:t xml:space="preserve">Arcadis IBI — </w:t>
-      </w:r>
-      <w:r>
-        <w:rPr>
-          <w:b/>
-          <w:bCs/>
-        </w:rPr>
-        <w:t>Anita Leonoff</w:t>
-      </w:r>
-      <w:r>
-        <w:t xml:space="preserve"> anita.leonoff@arcadis.com ✓ (biggest LM pipeline) · James K.M. Cheng — jcheng@jamescheng.com ✓ · Henriquez Partners — </w:t>
-      </w:r>
-      <w:r>
-        <w:rPr>
-          <w:b/>
-          <w:bCs/>
-        </w:rPr>
-        <w:t>Patricia Tewfik</w:t>
-      </w:r>
-      <w:r>
-        <w:t xml:space="preserve"> patriciatewfik@henriquezpartners.com ✓ · Perkins+Will — </w:t>
-      </w:r>
-      <w:r>
-        <w:rPr>
-          <w:b/>
-          <w:bCs/>
-        </w:rPr>
-        <w:t>Ryan Bragg</w:t>
-      </w:r>
-      <w:r>
-        <w:t xml:space="preserve"> </w:t>
-      </w:r>
-      <w:r>
-        <w:lastRenderedPageBreak/>
-        <w:t xml:space="preserve">ryan.bragg@perkinswill.com ✓ · Revery — </w:t>
-      </w:r>
-      <w:r>
-        <w:rPr>
-          <w:b/>
-          <w:bCs/>
-        </w:rPr>
-        <w:t>Venelin Kokalov</w:t>
-      </w:r>
-      <w:r>
-        <w:t xml:space="preserve"> vkokalov@reveryarchitecture.com ✓. </w:t>
-      </w:r>
+        <w:pStyle w:val="BodyText"/>
+      </w:pPr>
       <w:r>
         <w:rPr>
           <w:i/>
           <w:iCs/>
         </w:rPr>
-        <w:t>These are market-residential-leaning; only chase for this roster if the plan-takers list (§6) shows they’re applying.</w:t>
+        <w:t>No interested-supplier/plan-takers list is published for this opportunity → target by relationship, not applicant list.</w:t>
       </w:r>
     </w:p>
     <w:p>
       <w:pPr>
-        <w:pStyle w:val="Heading3"/>
-      </w:pPr>
-      <w:bookmarkStart w:id="8" w:name="X4d8cbbe0535f910948accfc335e7c3123ab16b8"/>
-      <w:bookmarkEnd w:id="7"/>
-      <w:r>
-        <w:t>Affordable-housing specialists KOR has crossed (lower depth, but actually do BC Housing)</w:t>
-      </w:r>
-    </w:p>
-    <w:p>
-      <w:pPr>
-        <w:pStyle w:val="FirstParagraph"/>
-      </w:pPr>
-      <w:r>
-        <w:t xml:space="preserve">Zeidler Architects (Fernie 692 3rd Ave), Richard Hunter Architect Inc. (Kamloops 377 Tranquille), Formline Architecture (Quesnel — Indigenous). </w:t>
-      </w:r>
-      <w:r>
-        <w:rPr>
-          <w:i/>
-          <w:iCs/>
-        </w:rPr>
-        <w:t>Lower KOR relationship depth, but these are exactly the firms on BC Housing rosters — worth a cold relationship call, especially if plan-takers confirm them.</w:t>
-      </w:r>
-    </w:p>
-    <w:p>
-      <w:pPr>
-        <w:pStyle w:val="Heading3"/>
-      </w:pPr>
-      <w:bookmarkStart w:id="9" w:name="X5e630d61725916a870fb49ad25270b4853f70e7"/>
-      <w:bookmarkEnd w:id="8"/>
-      <w:r>
-        <w:t>BC Housing owner-side (relationship layer, not the SE-pickers)</w:t>
-      </w:r>
-    </w:p>
-    <w:p>
-      <w:pPr>
-        <w:pStyle w:val="FirstParagraph"/>
-      </w:pPr>
-      <w:r>
-        <w:t>Rani Hayden rhayden@bchousing.org ✓ · Aidan McGrath amcgrath@bchousing.org ✓ (Project Managers). Useful for general relationship + the formal inquiry, but the architect-prime picks the structural sub, not BC Housing.</w:t>
-      </w:r>
-    </w:p>
-    <w:p>
-      <w:pPr>
         <w:pStyle w:val="Heading2"/>
         <w:pageBreakBefore/>
       </w:pPr>
-      <w:bookmarkStart w:id="10" w:name="the-play-in-order"/>
+      <w:bookmarkStart w:id="5" w:name="the-play"/>
       <w:bookmarkEnd w:id="4"/>
-      <w:bookmarkEnd w:id="9"/>
-      <w:r>
-        <w:t>5. The play, in order</w:t>
+      <w:r>
+        <w:lastRenderedPageBreak/>
+        <w:t>5. The play</w:t>
       </w:r>
     </w:p>
     <w:p>
@@ -2874,13 +1382,10 @@
           <w:b/>
           <w:bCs/>
         </w:rPr>
-        <w:t>Call GBL (Stu Lyon / Amela Brudar) first</w:t>
-      </w:r>
-      <w:r>
-        <w:t xml:space="preserve"> </w:t>
-      </w:r>
-      <w:r>
-        <w:t>— warm + proven BC Housing. Ask to be the named SE on their roster submission, both streams.</w:t>
+        <w:t>Call GBL (Stu Lyon / Amela Brudar)</w:t>
+      </w:r>
+      <w:r>
+        <w:t xml:space="preserve"> — warm + proven BC Housing; ask to be their named SE on Stage Two projects, both streams.</w:t>
       </w:r>
     </w:p>
     <w:p>
@@ -2915,10 +1420,10 @@
           <w:b/>
           <w:bCs/>
         </w:rPr>
-        <w:t>Pull the plan-takers list (§6)</w:t>
-      </w:r>
-      <w:r>
-        <w:t xml:space="preserve"> — confirm which of Tier 1–3 are actually applying, and surface affordable-housing specialists (Zeidler/Hunter/Formline) who are in.</w:t>
+        <w:t>Lead the DASH pitch with Acton Ostry</w:t>
+      </w:r>
+      <w:r>
+        <w:t xml:space="preserve"> + KOR’s CLT/mass-timber + seismic story.</w:t>
       </w:r>
     </w:p>
     <w:p>
@@ -2934,185 +1439,59 @@
           <w:b/>
           <w:bCs/>
         </w:rPr>
-        <w:t>Lead the DASH/prefab pitch with Acton Ostry</w:t>
-      </w:r>
-      <w:r>
-        <w:t xml:space="preserve"> (+ KOR mass-timber+concrete hybrid story).</w:t>
+        <w:t>Reply to Kevin</w:t>
+      </w:r>
+      <w:r>
+        <w:t xml:space="preserve"> — KOR doesn’t apply (architects-only); the play is teaming, with a 3-year runway, not a 22 Jul scramble.</w:t>
       </w:r>
     </w:p>
     <w:p>
       <w:pPr>
-        <w:pStyle w:val="Compact"/>
-        <w:numPr>
-          <w:ilvl w:val="0"/>
-          <w:numId w:val="4"/>
-        </w:numPr>
-      </w:pPr>
+        <w:pStyle w:val="Heading2"/>
+        <w:pageBreakBefore/>
+      </w:pPr>
+      <w:bookmarkStart w:id="6" w:name="why-we-missed-it-and-the-fix"/>
+      <w:bookmarkEnd w:id="5"/>
+      <w:r>
+        <w:t>6. Why we missed it — and the fix</w:t>
+      </w:r>
+    </w:p>
+    <w:p>
+      <w:pPr>
+        <w:pStyle w:val="FirstParagraph"/>
+      </w:pPr>
+      <w:r>
+        <w:t xml:space="preserve">This is an </w:t>
+      </w:r>
+      <w:r>
+        <w:rPr>
+          <w:i/>
+          <w:iCs/>
+        </w:rPr>
+        <w:t>architect</w:t>
+      </w:r>
+      <w:r>
+        <w:t xml:space="preserve"> RFPQ, so KOR’s </w:t>
+      </w:r>
       <w:r>
         <w:rPr>
           <w:b/>
           <w:bCs/>
         </w:rPr>
-        <w:t>Reply to Kevin</w:t>
-      </w:r>
-      <w:r>
-        <w:t xml:space="preserve"> with the “teaming not solo” framing so the firm isn’t scrambling a non-existent application.</w:t>
-      </w:r>
-    </w:p>
-    <w:p>
-      <w:pPr>
-        <w:pStyle w:val="Heading2"/>
-        <w:pageBreakBefore/>
-      </w:pPr>
-      <w:bookmarkStart w:id="11" w:name="X71d06325813b0bc467143adf93a7c146a270538"/>
-      <w:bookmarkEnd w:id="10"/>
-      <w:r>
-        <w:t>6. Document review — COMPLETE (RFPQ 1070-2526-229A, read 25 Jun 2026)</w:t>
-      </w:r>
-    </w:p>
-    <w:p>
-      <w:pPr>
-        <w:pStyle w:val="FirstParagraph"/>
-      </w:pPr>
-      <w:r>
-        <w:t xml:space="preserve">Both priority documents (main RFPQ PDF + Fillable Forms DOCX) were pulled and read. Confirmed findings are folded into §2 and §3 above. Net: </w:t>
+        <w:t>StructuralRelevanceGate filtered it out</w:t>
+      </w:r>
+      <w:r>
+        <w:t xml:space="preserve"> at ingestion as non-structural — though it’s a strategic </w:t>
       </w:r>
       <w:r>
         <w:rPr>
           <w:b/>
           <w:bCs/>
         </w:rPr>
-        <w:t>KOR cannot apply (AIBC-only); structural is not scored at prequal; the play is downstream Stage-Two teaming with rostered architects over the 3-year term, led by DASH.</w:t>
-      </w:r>
-      <w:r>
-        <w:t xml:space="preserve"> No plan-takers/interested-supplier list is published for this opportunity, so applicant identification falls back to KOR’s relationship graph (§4) — GBL and NSDA first.</w:t>
-      </w:r>
-    </w:p>
-    <w:p>
-      <w:pPr>
-        <w:pStyle w:val="Heading2"/>
-        <w:pageBreakBefore/>
-      </w:pPr>
-      <w:bookmarkStart w:id="12" w:name="backing-data-sources"/>
-      <w:bookmarkEnd w:id="11"/>
-      <w:r>
-        <w:t>7. Backing data + sources</w:t>
-      </w:r>
-    </w:p>
-    <w:p>
-      <w:pPr>
-        <w:pStyle w:val="Compact"/>
-        <w:numPr>
-          <w:ilvl w:val="0"/>
-          <w:numId w:val="5"/>
-        </w:numPr>
-      </w:pPr>
-      <w:r>
-        <w:rPr>
-          <w:b/>
-          <w:bCs/>
-        </w:rPr>
-        <w:t>KOR Lower Mainland BD Field Guide (2026-06-17)</w:t>
-      </w:r>
-      <w:r>
-        <w:t xml:space="preserve"> — Deltek-verified architect teaming table (depth + verified contacts); the prime-consultant teaming model.</w:t>
-      </w:r>
-    </w:p>
-    <w:p>
-      <w:pPr>
-        <w:pStyle w:val="Compact"/>
-        <w:numPr>
-          <w:ilvl w:val="0"/>
-          <w:numId w:val="5"/>
-        </w:numPr>
-      </w:pPr>
-      <w:r>
-        <w:rPr>
-          <w:b/>
-          <w:bCs/>
-        </w:rPr>
-        <w:lastRenderedPageBreak/>
-        <w:t>BC Housing SE Seat Pursuit Report (2026-06-20)</w:t>
-      </w:r>
-      <w:r>
-        <w:t xml:space="preserve"> — confirms GBL as a repeat BC-Housing affordable-housing architect (New West 1923 Marine Way) + Zeidler/Hunter/Formline on active BC Housing projects.</w:t>
-      </w:r>
-    </w:p>
-    <w:p>
-      <w:pPr>
-        <w:pStyle w:val="Compact"/>
-        <w:numPr>
-          <w:ilvl w:val="0"/>
-          <w:numId w:val="5"/>
-        </w:numPr>
-      </w:pPr>
-      <w:r>
-        <w:rPr>
-          <w:b/>
-          <w:bCs/>
-        </w:rPr>
-        <w:t>UDI Policy Newsletter (25 Jun 2026, fwd K. Wurmlinger)</w:t>
-      </w:r>
-      <w:r>
-        <w:t xml:space="preserve"> — the RFPQ announcement + streams + deadlines.</w:t>
-      </w:r>
-    </w:p>
-    <w:p>
-      <w:pPr>
-        <w:pStyle w:val="Compact"/>
-        <w:numPr>
-          <w:ilvl w:val="0"/>
-          <w:numId w:val="5"/>
-        </w:numPr>
-      </w:pPr>
-      <w:r>
-        <w:rPr>
-          <w:b/>
-          <w:bCs/>
-        </w:rPr>
-        <w:t>BC Bid process 230763</w:t>
-      </w:r>
-      <w:r>
-        <w:t xml:space="preserve"> — the authoritative RFPQ (documents pending manual pull, §6).</w:t>
-      </w:r>
-    </w:p>
-    <w:p>
-      <w:pPr>
-        <w:pStyle w:val="Heading2"/>
-        <w:pageBreakBefore/>
-      </w:pPr>
-      <w:bookmarkStart w:id="13" w:name="Xd578b791eb24e2e01ed5be3645fd0b5646d48ce"/>
-      <w:bookmarkEnd w:id="12"/>
-      <w:r>
-        <w:t>8. Why we didn’t surface this earlier (and the fix)</w:t>
-      </w:r>
-    </w:p>
-    <w:p>
-      <w:pPr>
-        <w:pStyle w:val="FirstParagraph"/>
-      </w:pPr>
-      <w:r>
-        <w:t xml:space="preserve">This is an </w:t>
-      </w:r>
-      <w:r>
-        <w:rPr>
-          <w:b/>
-          <w:bCs/>
-        </w:rPr>
-        <w:t>architect/prime</w:t>
-      </w:r>
-      <w:r>
-        <w:t xml:space="preserve"> RFPQ, so KOR’s </w:t>
-      </w:r>
-      <w:r>
-        <w:rPr>
-          <w:b/>
-          <w:bCs/>
-        </w:rPr>
-        <w:t>StructuralRelevanceGate almost certainly filtered it out at ingestion</w:t>
-      </w:r>
-      <w:r>
-        <w:t xml:space="preserve"> as non-structural — even though it’s a strategic teaming opportunity. It’s also the second “standing prequalification roster” the platform doesn’t track (after LMFM/VCH). The durable fix is the </w:t>
+        <w:t>teaming signal</w:t>
+      </w:r>
+      <w:r>
+        <w:t xml:space="preserve">. Same systemic gap as LMFM/VCH (standing rosters aren’t tracked). Fix: a </w:t>
       </w:r>
       <w:r>
         <w:rPr>
@@ -3122,10 +1501,22 @@
         <w:t>Prequalification Roster Register</w:t>
       </w:r>
       <w:r>
-        <w:t xml:space="preserve"> (tracked list of every roster KOR should be on/team into) + relaxing the relevance gate to flag architect/prime housing RFPQs as teaming signals rather than dropping them.</w:t>
+        <w:t xml:space="preserve"> + relaxing the gate to flag architect/prime housing RFPQs as “team-into,” not drop them.</w:t>
+      </w:r>
+    </w:p>
+    <w:p>
+      <w:pPr>
+        <w:pStyle w:val="BodyText"/>
+      </w:pPr>
+      <w:r>
+        <w:rPr>
+          <w:i/>
+          <w:iCs/>
+        </w:rPr>
+        <w:t>Backing: RFPQ 1070-2526-229A (read in full 25 Jun) · KOR LM BD Field Guide 2026-06-17 (Deltek architect depth + contacts) · BC Housing SE Seat Report 2026-06-20 (GBL = affordable architect). Companion: KOR-VCH / LMFM prequal docs.</w:t>
       </w:r>
       <w:bookmarkEnd w:id="0"/>
-      <w:bookmarkEnd w:id="13"/>
+      <w:bookmarkEnd w:id="6"/>
     </w:p>
     <w:sectPr>
       <w:footnotePr>
@@ -3144,7 +1535,7 @@
   <w:abstractNum w:abstractNumId="0" w15:restartNumberingAfterBreak="0">
     <w:nsid w:val="0000A990"/>
     <w:multiLevelType w:val="multilevel"/>
-    <w:tmpl w:val="CF50B700"/>
+    <w:tmpl w:val="E50CBB94"/>
     <w:lvl w:ilvl="0">
       <w:numFmt w:val="bullet"/>
       <w:lvlText w:val=" "/>
@@ -3221,7 +1612,7 @@
   <w:abstractNum w:abstractNumId="1" w15:restartNumberingAfterBreak="0">
     <w:nsid w:val="0000A991"/>
     <w:multiLevelType w:val="multilevel"/>
-    <w:tmpl w:val="2666A39E"/>
+    <w:tmpl w:val="4E0A601C"/>
     <w:lvl w:ilvl="0">
       <w:numFmt w:val="bullet"/>
       <w:lvlText w:val=""/>
@@ -3325,7 +1716,7 @@
   <w:abstractNum w:abstractNumId="2" w15:restartNumberingAfterBreak="0">
     <w:nsid w:val="00A99411"/>
     <w:multiLevelType w:val="multilevel"/>
-    <w:tmpl w:val="CB8C5CAC"/>
+    <w:tmpl w:val="AA4832DC"/>
     <w:lvl w:ilvl="0">
       <w:start w:val="1"/>
       <w:numFmt w:val="decimal"/>
@@ -3408,16 +1799,16 @@
       </w:pPr>
     </w:lvl>
   </w:abstractNum>
-  <w:num w:numId="1" w16cid:durableId="385449183">
+  <w:num w:numId="1" w16cid:durableId="137459117">
     <w:abstractNumId w:val="0"/>
   </w:num>
-  <w:num w:numId="2" w16cid:durableId="1647736016">
+  <w:num w:numId="2" w16cid:durableId="760027012">
     <w:abstractNumId w:val="1"/>
   </w:num>
-  <w:num w:numId="3" w16cid:durableId="385569690">
+  <w:num w:numId="3" w16cid:durableId="834153530">
     <w:abstractNumId w:val="1"/>
   </w:num>
-  <w:num w:numId="4" w16cid:durableId="1887184356">
+  <w:num w:numId="4" w16cid:durableId="175702190">
     <w:abstractNumId w:val="2"/>
     <w:lvlOverride w:ilvl="0">
       <w:startOverride w:val="1"/>
@@ -3446,9 +1837,6 @@
     <w:lvlOverride w:ilvl="8">
       <w:startOverride w:val="1"/>
     </w:lvlOverride>
-  </w:num>
-  <w:num w:numId="5" w16cid:durableId="1937706228">
-    <w:abstractNumId w:val="1"/>
   </w:num>
 </w:numbering>
 </file>
@@ -4682,7 +3070,7 @@
     <w:name w:val="Grid Table 4"/>
     <w:basedOn w:val="TableNormal"/>
     <w:uiPriority w:val="49"/>
-    <w:rsid w:val="00207110"/>
+    <w:rsid w:val="001978FE"/>
     <w:pPr>
       <w:spacing w:after="0"/>
     </w:pPr>

--- a/docs/KOR-BC-Housing-RFPQ-Teaming-Dossier-2026-06-25.docx
+++ b/docs/KOR-BC-Housing-RFPQ-Teaming-Dossier-2026-06-25.docx
@@ -26,7 +26,6 @@
     <w:p>
       <w:pPr>
         <w:pStyle w:val="Heading2"/>
-        <w:pageBreakBefore/>
       </w:pPr>
       <w:bookmarkStart w:id="1" w:name="bottom-line"/>
       <w:r>
@@ -143,7 +142,6 @@
     <w:p>
       <w:pPr>
         <w:pStyle w:val="Heading2"/>
-        <w:pageBreakBefore/>
       </w:pPr>
       <w:bookmarkStart w:id="2" w:name="the-rfpq-confirmed-facts"/>
       <w:bookmarkEnd w:id="1"/>
@@ -164,8 +162,8 @@
         <w:tblLook w:val="0420" w:firstRow="1" w:lastRow="0" w:firstColumn="0" w:lastColumn="0" w:noHBand="0" w:noVBand="1"/>
       </w:tblPr>
       <w:tblGrid>
-        <w:gridCol w:w="4780"/>
-        <w:gridCol w:w="4780"/>
+        <w:gridCol w:w="5220"/>
+        <w:gridCol w:w="5220"/>
       </w:tblGrid>
       <w:tr>
         <w:trPr>
@@ -181,12 +179,12 @@
             <w:pPr>
               <w:pStyle w:val="Compact"/>
               <w:rPr>
-                <w:sz w:val="19"/>
-              </w:rPr>
-            </w:pPr>
-            <w:r>
-              <w:rPr>
-                <w:sz w:val="19"/>
+                <w:sz w:val="17"/>
+              </w:rPr>
+            </w:pPr>
+            <w:r>
+              <w:rPr>
+                <w:sz w:val="17"/>
               </w:rPr>
               <w:t>Field</w:t>
             </w:r>
@@ -200,12 +198,12 @@
             <w:pPr>
               <w:pStyle w:val="Compact"/>
               <w:rPr>
-                <w:sz w:val="19"/>
-              </w:rPr>
-            </w:pPr>
-            <w:r>
-              <w:rPr>
-                <w:sz w:val="19"/>
+                <w:sz w:val="17"/>
+              </w:rPr>
+            </w:pPr>
+            <w:r>
+              <w:rPr>
+                <w:sz w:val="17"/>
               </w:rPr>
               <w:t>Detail</w:t>
             </w:r>
@@ -225,12 +223,12 @@
             <w:pPr>
               <w:pStyle w:val="Compact"/>
               <w:rPr>
-                <w:sz w:val="19"/>
-              </w:rPr>
-            </w:pPr>
-            <w:r>
-              <w:rPr>
-                <w:sz w:val="19"/>
+                <w:sz w:val="17"/>
+              </w:rPr>
+            </w:pPr>
+            <w:r>
+              <w:rPr>
+                <w:sz w:val="17"/>
               </w:rPr>
               <w:t>Owner / #</w:t>
             </w:r>
@@ -244,12 +242,12 @@
             <w:pPr>
               <w:pStyle w:val="Compact"/>
               <w:rPr>
-                <w:sz w:val="19"/>
-              </w:rPr>
-            </w:pPr>
-            <w:r>
-              <w:rPr>
-                <w:sz w:val="19"/>
+                <w:sz w:val="17"/>
+              </w:rPr>
+            </w:pPr>
+            <w:r>
+              <w:rPr>
+                <w:sz w:val="17"/>
               </w:rPr>
               <w:t xml:space="preserve">BC Housing · RFPQ </w:t>
             </w:r>
@@ -257,13 +255,13 @@
               <w:rPr>
                 <w:b/>
                 <w:bCs/>
-                <w:sz w:val="19"/>
+                <w:sz w:val="17"/>
               </w:rPr>
               <w:t>1070-2526-229A</w:t>
             </w:r>
             <w:r>
               <w:rPr>
-                <w:sz w:val="19"/>
+                <w:sz w:val="17"/>
               </w:rPr>
               <w:t xml:space="preserve"> · BC Bid process 230763</w:t>
             </w:r>
@@ -282,12 +280,12 @@
             <w:pPr>
               <w:pStyle w:val="Compact"/>
               <w:rPr>
-                <w:sz w:val="19"/>
-              </w:rPr>
-            </w:pPr>
-            <w:r>
-              <w:rPr>
-                <w:sz w:val="19"/>
+                <w:sz w:val="17"/>
+              </w:rPr>
+            </w:pPr>
+            <w:r>
+              <w:rPr>
+                <w:sz w:val="17"/>
               </w:rPr>
               <w:t>Type</w:t>
             </w:r>
@@ -301,12 +299,12 @@
             <w:pPr>
               <w:pStyle w:val="Compact"/>
               <w:rPr>
-                <w:sz w:val="19"/>
-              </w:rPr>
-            </w:pPr>
-            <w:r>
-              <w:rPr>
-                <w:sz w:val="19"/>
+                <w:sz w:val="17"/>
+              </w:rPr>
+            </w:pPr>
+            <w:r>
+              <w:rPr>
+                <w:sz w:val="17"/>
               </w:rPr>
               <w:t xml:space="preserve">3-year regional prequalified roster of </w:t>
             </w:r>
@@ -314,7 +312,7 @@
               <w:rPr>
                 <w:b/>
                 <w:bCs/>
-                <w:sz w:val="19"/>
+                <w:sz w:val="17"/>
               </w:rPr>
               <w:t>Prime Consultants/Architects</w:t>
             </w:r>
@@ -334,12 +332,12 @@
             <w:pPr>
               <w:pStyle w:val="Compact"/>
               <w:rPr>
-                <w:sz w:val="19"/>
-              </w:rPr>
-            </w:pPr>
-            <w:r>
-              <w:rPr>
-                <w:sz w:val="19"/>
+                <w:sz w:val="17"/>
+              </w:rPr>
+            </w:pPr>
+            <w:r>
+              <w:rPr>
+                <w:sz w:val="17"/>
               </w:rPr>
               <w:t>Streams</w:t>
             </w:r>
@@ -353,20 +351,20 @@
             <w:pPr>
               <w:pStyle w:val="Compact"/>
               <w:rPr>
-                <w:sz w:val="19"/>
+                <w:sz w:val="17"/>
               </w:rPr>
             </w:pPr>
             <w:r>
               <w:rPr>
                 <w:b/>
                 <w:bCs/>
-                <w:sz w:val="19"/>
+                <w:sz w:val="17"/>
               </w:rPr>
               <w:t>Main</w:t>
             </w:r>
             <w:r>
               <w:rPr>
-                <w:sz w:val="19"/>
+                <w:sz w:val="17"/>
               </w:rPr>
               <w:t xml:space="preserve"> (traditional) + </w:t>
             </w:r>
@@ -374,13 +372,13 @@
               <w:rPr>
                 <w:b/>
                 <w:bCs/>
-                <w:sz w:val="19"/>
+                <w:sz w:val="17"/>
               </w:rPr>
               <w:t>DASH</w:t>
             </w:r>
             <w:r>
               <w:rPr>
-                <w:sz w:val="19"/>
+                <w:sz w:val="17"/>
               </w:rPr>
               <w:t xml:space="preserve"> (panelized/kit-of-parts, BIM-mandatory)</w:t>
             </w:r>
@@ -399,12 +397,12 @@
             <w:pPr>
               <w:pStyle w:val="Compact"/>
               <w:rPr>
-                <w:sz w:val="19"/>
-              </w:rPr>
-            </w:pPr>
-            <w:r>
-              <w:rPr>
-                <w:sz w:val="19"/>
+                <w:sz w:val="17"/>
+              </w:rPr>
+            </w:pPr>
+            <w:r>
+              <w:rPr>
+                <w:sz w:val="17"/>
               </w:rPr>
               <w:t>Eligibility</w:t>
             </w:r>
@@ -418,20 +416,20 @@
             <w:pPr>
               <w:pStyle w:val="Compact"/>
               <w:rPr>
-                <w:sz w:val="19"/>
+                <w:sz w:val="17"/>
               </w:rPr>
             </w:pPr>
             <w:r>
               <w:rPr>
                 <w:b/>
                 <w:bCs/>
-                <w:sz w:val="19"/>
+                <w:sz w:val="17"/>
               </w:rPr>
               <w:t>AIBC membership + Certificate of Practice (architects only)</w:t>
             </w:r>
             <w:r>
               <w:rPr>
-                <w:sz w:val="19"/>
+                <w:sz w:val="17"/>
               </w:rPr>
               <w:t>; 7 yrs architectural housing experience + 3 housing projects/10 yrs (§3.2)</w:t>
             </w:r>
@@ -451,12 +449,12 @@
             <w:pPr>
               <w:pStyle w:val="Compact"/>
               <w:rPr>
-                <w:sz w:val="19"/>
-              </w:rPr>
-            </w:pPr>
-            <w:r>
-              <w:rPr>
-                <w:sz w:val="19"/>
+                <w:sz w:val="17"/>
+              </w:rPr>
+            </w:pPr>
+            <w:r>
+              <w:rPr>
+                <w:sz w:val="17"/>
               </w:rPr>
               <w:t>Structural named/scored at prequal?</w:t>
             </w:r>
@@ -470,20 +468,20 @@
             <w:pPr>
               <w:pStyle w:val="Compact"/>
               <w:rPr>
-                <w:sz w:val="19"/>
+                <w:sz w:val="17"/>
               </w:rPr>
             </w:pPr>
             <w:r>
               <w:rPr>
                 <w:b/>
                 <w:bCs/>
-                <w:sz w:val="19"/>
+                <w:sz w:val="17"/>
               </w:rPr>
               <w:t>NO</w:t>
             </w:r>
             <w:r>
               <w:rPr>
-                <w:sz w:val="19"/>
+                <w:sz w:val="17"/>
               </w:rPr>
               <w:t xml:space="preserve"> — rated criteria are Company Experience + Project Mgmt Plan only; no sub-consultant field (Part 2, §3.3, App. D)</w:t>
             </w:r>
@@ -502,12 +500,12 @@
             <w:pPr>
               <w:pStyle w:val="Compact"/>
               <w:rPr>
-                <w:sz w:val="19"/>
-              </w:rPr>
-            </w:pPr>
-            <w:r>
-              <w:rPr>
-                <w:sz w:val="19"/>
+                <w:sz w:val="17"/>
+              </w:rPr>
+            </w:pPr>
+            <w:r>
+              <w:rPr>
+                <w:sz w:val="17"/>
               </w:rPr>
               <w:t>Regions + caps</w:t>
             </w:r>
@@ -521,12 +519,12 @@
             <w:pPr>
               <w:pStyle w:val="Compact"/>
               <w:rPr>
-                <w:sz w:val="19"/>
-              </w:rPr>
-            </w:pPr>
-            <w:r>
-              <w:rPr>
-                <w:sz w:val="19"/>
+                <w:sz w:val="17"/>
+              </w:rPr>
+            </w:pPr>
+            <w:r>
+              <w:rPr>
+                <w:sz w:val="17"/>
               </w:rPr>
               <w:t>Lower Mainland 12 · Vancouver Island 8 · Interior 8 · Northern 6</w:t>
             </w:r>
@@ -546,12 +544,12 @@
             <w:pPr>
               <w:pStyle w:val="Compact"/>
               <w:rPr>
-                <w:sz w:val="19"/>
-              </w:rPr>
-            </w:pPr>
-            <w:r>
-              <w:rPr>
-                <w:sz w:val="19"/>
+                <w:sz w:val="17"/>
+              </w:rPr>
+            </w:pPr>
+            <w:r>
+              <w:rPr>
+                <w:sz w:val="17"/>
               </w:rPr>
               <w:t>Forecast (3 yrs)</w:t>
             </w:r>
@@ -565,12 +563,12 @@
             <w:pPr>
               <w:pStyle w:val="Compact"/>
               <w:rPr>
-                <w:sz w:val="19"/>
-              </w:rPr>
-            </w:pPr>
-            <w:r>
-              <w:rPr>
-                <w:sz w:val="19"/>
+                <w:sz w:val="17"/>
+              </w:rPr>
+            </w:pPr>
+            <w:r>
+              <w:rPr>
+                <w:sz w:val="17"/>
               </w:rPr>
               <w:t>~10–15 multi-unit (primarily DASH) + ~15–20 group-home Stage Two solicitations</w:t>
             </w:r>
@@ -589,12 +587,12 @@
             <w:pPr>
               <w:pStyle w:val="Compact"/>
               <w:rPr>
-                <w:sz w:val="19"/>
-              </w:rPr>
-            </w:pPr>
-            <w:r>
-              <w:rPr>
-                <w:sz w:val="19"/>
+                <w:sz w:val="17"/>
+              </w:rPr>
+            </w:pPr>
+            <w:r>
+              <w:rPr>
+                <w:sz w:val="17"/>
               </w:rPr>
               <w:t>Deadlines</w:t>
             </w:r>
@@ -608,12 +606,12 @@
             <w:pPr>
               <w:pStyle w:val="Compact"/>
               <w:rPr>
-                <w:sz w:val="19"/>
-              </w:rPr>
-            </w:pPr>
-            <w:r>
-              <w:rPr>
-                <w:sz w:val="19"/>
+                <w:sz w:val="17"/>
+              </w:rPr>
+            </w:pPr>
+            <w:r>
+              <w:rPr>
+                <w:sz w:val="17"/>
               </w:rPr>
               <w:t xml:space="preserve">Questions 29 Jun · Addenda 7 Jul · </w:t>
             </w:r>
@@ -621,7 +619,7 @@
               <w:rPr>
                 <w:b/>
                 <w:bCs/>
-                <w:sz w:val="19"/>
+                <w:sz w:val="17"/>
               </w:rPr>
               <w:t>Submission 22 Jul 2026 @ 2 PM PST</w:t>
             </w:r>
@@ -641,12 +639,12 @@
             <w:pPr>
               <w:pStyle w:val="Compact"/>
               <w:rPr>
-                <w:sz w:val="19"/>
-              </w:rPr>
-            </w:pPr>
-            <w:r>
-              <w:rPr>
-                <w:sz w:val="19"/>
+                <w:sz w:val="17"/>
+              </w:rPr>
+            </w:pPr>
+            <w:r>
+              <w:rPr>
+                <w:sz w:val="17"/>
               </w:rPr>
               <w:t>BC Housing contacts</w:t>
             </w:r>
@@ -660,12 +658,12 @@
             <w:pPr>
               <w:pStyle w:val="Compact"/>
               <w:rPr>
-                <w:sz w:val="19"/>
-              </w:rPr>
-            </w:pPr>
-            <w:r>
-              <w:rPr>
-                <w:sz w:val="19"/>
+                <w:sz w:val="17"/>
+              </w:rPr>
+            </w:pPr>
+            <w:r>
+              <w:rPr>
+                <w:sz w:val="17"/>
               </w:rPr>
               <w:t>Sherry Azimi sazimi@bchousing.org · Lucia Campos Pacheco lpacheco@bchousing.org</w:t>
             </w:r>
@@ -676,7 +674,6 @@
     <w:p>
       <w:pPr>
         <w:pStyle w:val="Heading2"/>
-        <w:pageBreakBefore/>
       </w:pPr>
       <w:bookmarkStart w:id="3" w:name="how-kor-participates-verified"/>
       <w:bookmarkEnd w:id="2"/>
@@ -793,7 +790,6 @@
     <w:p>
       <w:pPr>
         <w:pStyle w:val="Heading2"/>
-        <w:pageBreakBefore/>
       </w:pPr>
       <w:bookmarkStart w:id="4" w:name="who-to-call-ranked-deltek-verified"/>
       <w:bookmarkEnd w:id="3"/>
@@ -814,10 +810,10 @@
         <w:tblLook w:val="0420" w:firstRow="1" w:lastRow="0" w:firstColumn="0" w:lastColumn="0" w:noHBand="0" w:noVBand="1"/>
       </w:tblPr>
       <w:tblGrid>
-        <w:gridCol w:w="2131"/>
-        <w:gridCol w:w="2132"/>
-        <w:gridCol w:w="2132"/>
-        <w:gridCol w:w="3165"/>
+        <w:gridCol w:w="2529"/>
+        <w:gridCol w:w="2529"/>
+        <w:gridCol w:w="2529"/>
+        <w:gridCol w:w="2853"/>
       </w:tblGrid>
       <w:tr>
         <w:trPr>
@@ -833,12 +829,12 @@
             <w:pPr>
               <w:pStyle w:val="Compact"/>
               <w:rPr>
-                <w:sz w:val="19"/>
-              </w:rPr>
-            </w:pPr>
-            <w:r>
-              <w:rPr>
-                <w:sz w:val="19"/>
+                <w:sz w:val="17"/>
+              </w:rPr>
+            </w:pPr>
+            <w:r>
+              <w:rPr>
+                <w:sz w:val="17"/>
               </w:rPr>
               <w:t>Tier</w:t>
             </w:r>
@@ -852,12 +848,12 @@
             <w:pPr>
               <w:pStyle w:val="Compact"/>
               <w:rPr>
-                <w:sz w:val="19"/>
-              </w:rPr>
-            </w:pPr>
-            <w:r>
-              <w:rPr>
-                <w:sz w:val="19"/>
+                <w:sz w:val="17"/>
+              </w:rPr>
+            </w:pPr>
+            <w:r>
+              <w:rPr>
+                <w:sz w:val="17"/>
               </w:rPr>
               <w:t>Architect</w:t>
             </w:r>
@@ -871,12 +867,12 @@
             <w:pPr>
               <w:pStyle w:val="Compact"/>
               <w:rPr>
-                <w:sz w:val="19"/>
-              </w:rPr>
-            </w:pPr>
-            <w:r>
-              <w:rPr>
-                <w:sz w:val="19"/>
+                <w:sz w:val="17"/>
+              </w:rPr>
+            </w:pPr>
+            <w:r>
+              <w:rPr>
+                <w:sz w:val="17"/>
               </w:rPr>
               <w:t>KOR depth / BC Housing fit</w:t>
             </w:r>
@@ -890,12 +886,12 @@
             <w:pPr>
               <w:pStyle w:val="Compact"/>
               <w:rPr>
-                <w:sz w:val="19"/>
-              </w:rPr>
-            </w:pPr>
-            <w:r>
-              <w:rPr>
-                <w:sz w:val="19"/>
+                <w:sz w:val="17"/>
+              </w:rPr>
+            </w:pPr>
+            <w:r>
+              <w:rPr>
+                <w:sz w:val="17"/>
               </w:rPr>
               <w:t>Contact</w:t>
             </w:r>
@@ -915,12 +911,12 @@
             <w:pPr>
               <w:pStyle w:val="Compact"/>
               <w:rPr>
-                <w:sz w:val="19"/>
-              </w:rPr>
-            </w:pPr>
-            <w:r>
-              <w:rPr>
-                <w:sz w:val="19"/>
+                <w:sz w:val="17"/>
+              </w:rPr>
+            </w:pPr>
+            <w:r>
+              <w:rPr>
+                <w:sz w:val="17"/>
               </w:rPr>
               <w:t>1</w:t>
             </w:r>
@@ -934,14 +930,14 @@
             <w:pPr>
               <w:pStyle w:val="Compact"/>
               <w:rPr>
-                <w:sz w:val="19"/>
+                <w:sz w:val="17"/>
               </w:rPr>
             </w:pPr>
             <w:r>
               <w:rPr>
                 <w:b/>
                 <w:bCs/>
-                <w:sz w:val="19"/>
+                <w:sz w:val="17"/>
               </w:rPr>
               <w:t>GBL Architects</w:t>
             </w:r>
@@ -955,12 +951,12 @@
             <w:pPr>
               <w:pStyle w:val="Compact"/>
               <w:rPr>
-                <w:sz w:val="19"/>
-              </w:rPr>
-            </w:pPr>
-            <w:r>
-              <w:rPr>
-                <w:sz w:val="19"/>
+                <w:sz w:val="17"/>
+              </w:rPr>
+            </w:pPr>
+            <w:r>
+              <w:rPr>
+                <w:sz w:val="17"/>
               </w:rPr>
               <w:t xml:space="preserve">client, 9 active · </w:t>
             </w:r>
@@ -968,13 +964,13 @@
               <w:rPr>
                 <w:b/>
                 <w:bCs/>
-                <w:sz w:val="19"/>
+                <w:sz w:val="17"/>
               </w:rPr>
               <w:t>confirmed BC Housing affordable architect</w:t>
             </w:r>
             <w:r>
               <w:rPr>
-                <w:sz w:val="19"/>
+                <w:sz w:val="17"/>
               </w:rPr>
               <w:t xml:space="preserve"> (New West 1923 Marine)</w:t>
             </w:r>
@@ -988,12 +984,12 @@
             <w:pPr>
               <w:pStyle w:val="Compact"/>
               <w:rPr>
-                <w:sz w:val="19"/>
-              </w:rPr>
-            </w:pPr>
-            <w:r>
-              <w:rPr>
-                <w:sz w:val="19"/>
+                <w:sz w:val="17"/>
+              </w:rPr>
+            </w:pPr>
+            <w:r>
+              <w:rPr>
+                <w:sz w:val="17"/>
               </w:rPr>
               <w:t>Stu Lyon slyon@gblarchitects.com · Amela Brudar abrudar@gblarchitects.com</w:t>
             </w:r>
@@ -1012,12 +1008,12 @@
             <w:pPr>
               <w:pStyle w:val="Compact"/>
               <w:rPr>
-                <w:sz w:val="19"/>
-              </w:rPr>
-            </w:pPr>
-            <w:r>
-              <w:rPr>
-                <w:sz w:val="19"/>
+                <w:sz w:val="17"/>
+              </w:rPr>
+            </w:pPr>
+            <w:r>
+              <w:rPr>
+                <w:sz w:val="17"/>
               </w:rPr>
               <w:t>1</w:t>
             </w:r>
@@ -1031,14 +1027,14 @@
             <w:pPr>
               <w:pStyle w:val="Compact"/>
               <w:rPr>
-                <w:sz w:val="19"/>
+                <w:sz w:val="17"/>
               </w:rPr>
             </w:pPr>
             <w:r>
               <w:rPr>
                 <w:b/>
                 <w:bCs/>
-                <w:sz w:val="19"/>
+                <w:sz w:val="17"/>
               </w:rPr>
               <w:t>NSDA Architects</w:t>
             </w:r>
@@ -1052,12 +1048,12 @@
             <w:pPr>
               <w:pStyle w:val="Compact"/>
               <w:rPr>
-                <w:sz w:val="19"/>
-              </w:rPr>
-            </w:pPr>
-            <w:r>
-              <w:rPr>
-                <w:sz w:val="19"/>
+                <w:sz w:val="17"/>
+              </w:rPr>
+            </w:pPr>
+            <w:r>
+              <w:rPr>
+                <w:sz w:val="17"/>
               </w:rPr>
               <w:t xml:space="preserve">client · </w:t>
             </w:r>
@@ -1065,13 +1061,13 @@
               <w:rPr>
                 <w:b/>
                 <w:bCs/>
-                <w:sz w:val="19"/>
+                <w:sz w:val="17"/>
               </w:rPr>
               <w:t>28 KOR projects</w:t>
             </w:r>
             <w:r>
               <w:rPr>
-                <w:sz w:val="19"/>
+                <w:sz w:val="17"/>
               </w:rPr>
               <w:t xml:space="preserve"> (deepest)</w:t>
             </w:r>
@@ -1085,12 +1081,12 @@
             <w:pPr>
               <w:pStyle w:val="Compact"/>
               <w:rPr>
-                <w:sz w:val="19"/>
-              </w:rPr>
-            </w:pPr>
-            <w:r>
-              <w:rPr>
-                <w:sz w:val="19"/>
+                <w:sz w:val="17"/>
+              </w:rPr>
+            </w:pPr>
+            <w:r>
+              <w:rPr>
+                <w:sz w:val="17"/>
               </w:rPr>
               <w:t>Ken Wong kwong@nsda.bc.ca</w:t>
             </w:r>
@@ -1110,12 +1106,12 @@
             <w:pPr>
               <w:pStyle w:val="Compact"/>
               <w:rPr>
-                <w:sz w:val="19"/>
-              </w:rPr>
-            </w:pPr>
-            <w:r>
-              <w:rPr>
-                <w:sz w:val="19"/>
+                <w:sz w:val="17"/>
+              </w:rPr>
+            </w:pPr>
+            <w:r>
+              <w:rPr>
+                <w:sz w:val="17"/>
               </w:rPr>
               <w:t>1</w:t>
             </w:r>
@@ -1129,12 +1125,12 @@
             <w:pPr>
               <w:pStyle w:val="Compact"/>
               <w:rPr>
-                <w:sz w:val="19"/>
-              </w:rPr>
-            </w:pPr>
-            <w:r>
-              <w:rPr>
-                <w:sz w:val="19"/>
+                <w:sz w:val="17"/>
+              </w:rPr>
+            </w:pPr>
+            <w:r>
+              <w:rPr>
+                <w:sz w:val="17"/>
               </w:rPr>
               <w:t>Chris Dikeakos / Studio One / Ciccozzi</w:t>
             </w:r>
@@ -1148,12 +1144,12 @@
             <w:pPr>
               <w:pStyle w:val="Compact"/>
               <w:rPr>
-                <w:sz w:val="19"/>
-              </w:rPr>
-            </w:pPr>
-            <w:r>
-              <w:rPr>
-                <w:sz w:val="19"/>
+                <w:sz w:val="17"/>
+              </w:rPr>
+            </w:pPr>
+            <w:r>
+              <w:rPr>
+                <w:sz w:val="17"/>
               </w:rPr>
               <w:t>8 / 13 / 7 KOR projects (warm; confirm affordable intent)</w:t>
             </w:r>
@@ -1167,12 +1163,12 @@
             <w:pPr>
               <w:pStyle w:val="Compact"/>
               <w:rPr>
-                <w:sz w:val="19"/>
-              </w:rPr>
-            </w:pPr>
-            <w:r>
-              <w:rPr>
-                <w:sz w:val="19"/>
+                <w:sz w:val="17"/>
+              </w:rPr>
+            </w:pPr>
+            <w:r>
+              <w:rPr>
+                <w:sz w:val="17"/>
               </w:rPr>
               <w:t>chris@dikeakos.com · (Studio One via office) · rob@ciccozziarchitecture.com</w:t>
             </w:r>
@@ -1191,12 +1187,12 @@
             <w:pPr>
               <w:pStyle w:val="Compact"/>
               <w:rPr>
-                <w:sz w:val="19"/>
-              </w:rPr>
-            </w:pPr>
-            <w:r>
-              <w:rPr>
-                <w:sz w:val="19"/>
+                <w:sz w:val="17"/>
+              </w:rPr>
+            </w:pPr>
+            <w:r>
+              <w:rPr>
+                <w:sz w:val="17"/>
               </w:rPr>
               <w:t>DASH</w:t>
             </w:r>
@@ -1210,14 +1206,14 @@
             <w:pPr>
               <w:pStyle w:val="Compact"/>
               <w:rPr>
-                <w:sz w:val="19"/>
+                <w:sz w:val="17"/>
               </w:rPr>
             </w:pPr>
             <w:r>
               <w:rPr>
                 <w:b/>
                 <w:bCs/>
-                <w:sz w:val="19"/>
+                <w:sz w:val="17"/>
               </w:rPr>
               <w:t>Acton Ostry</w:t>
             </w:r>
@@ -1231,12 +1227,12 @@
             <w:pPr>
               <w:pStyle w:val="Compact"/>
               <w:rPr>
-                <w:sz w:val="19"/>
-              </w:rPr>
-            </w:pPr>
-            <w:r>
-              <w:rPr>
-                <w:sz w:val="19"/>
+                <w:sz w:val="17"/>
+              </w:rPr>
+            </w:pPr>
+            <w:r>
+              <w:rPr>
+                <w:sz w:val="17"/>
               </w:rPr>
               <w:t>mass-timber housing (Brock Commons) — strong DASH fit</w:t>
             </w:r>
@@ -1250,12 +1246,12 @@
             <w:pPr>
               <w:pStyle w:val="Compact"/>
               <w:rPr>
-                <w:sz w:val="19"/>
-              </w:rPr>
-            </w:pPr>
-            <w:r>
-              <w:rPr>
-                <w:sz w:val="19"/>
+                <w:sz w:val="17"/>
+              </w:rPr>
+            </w:pPr>
+            <w:r>
+              <w:rPr>
+                <w:sz w:val="17"/>
               </w:rPr>
               <w:t>Russell Acton racton@actonostry.ca · Mark Ostry mostry@actonostry.ca</w:t>
             </w:r>
@@ -1275,12 +1271,12 @@
             <w:pPr>
               <w:pStyle w:val="Compact"/>
               <w:rPr>
-                <w:sz w:val="19"/>
-              </w:rPr>
-            </w:pPr>
-            <w:r>
-              <w:rPr>
-                <w:sz w:val="19"/>
+                <w:sz w:val="17"/>
+              </w:rPr>
+            </w:pPr>
+            <w:r>
+              <w:rPr>
+                <w:sz w:val="17"/>
               </w:rPr>
               <w:t>Specialists</w:t>
             </w:r>
@@ -1294,12 +1290,12 @@
             <w:pPr>
               <w:pStyle w:val="Compact"/>
               <w:rPr>
-                <w:sz w:val="19"/>
-              </w:rPr>
-            </w:pPr>
-            <w:r>
-              <w:rPr>
-                <w:sz w:val="19"/>
+                <w:sz w:val="17"/>
+              </w:rPr>
+            </w:pPr>
+            <w:r>
+              <w:rPr>
+                <w:sz w:val="17"/>
               </w:rPr>
               <w:t>Zeidler · Richard Hunter · Formline</w:t>
             </w:r>
@@ -1313,12 +1309,12 @@
             <w:pPr>
               <w:pStyle w:val="Compact"/>
               <w:rPr>
-                <w:sz w:val="19"/>
-              </w:rPr>
-            </w:pPr>
-            <w:r>
-              <w:rPr>
-                <w:sz w:val="19"/>
+                <w:sz w:val="17"/>
+              </w:rPr>
+            </w:pPr>
+            <w:r>
+              <w:rPr>
+                <w:sz w:val="17"/>
               </w:rPr>
               <w:t>active BC Housing/affordable, lower KOR depth</w:t>
             </w:r>
@@ -1332,12 +1328,12 @@
             <w:pPr>
               <w:pStyle w:val="Compact"/>
               <w:rPr>
-                <w:sz w:val="19"/>
-              </w:rPr>
-            </w:pPr>
-            <w:r>
-              <w:rPr>
-                <w:sz w:val="19"/>
+                <w:sz w:val="17"/>
+              </w:rPr>
+            </w:pPr>
+            <w:r>
+              <w:rPr>
+                <w:sz w:val="17"/>
               </w:rPr>
               <w:t>via firm offices</w:t>
             </w:r>
@@ -1360,7 +1356,6 @@
     <w:p>
       <w:pPr>
         <w:pStyle w:val="Heading2"/>
-        <w:pageBreakBefore/>
       </w:pPr>
       <w:bookmarkStart w:id="5" w:name="the-play"/>
       <w:bookmarkEnd w:id="4"/>
@@ -1448,7 +1443,6 @@
     <w:p>
       <w:pPr>
         <w:pStyle w:val="Heading2"/>
-        <w:pageBreakBefore/>
       </w:pPr>
       <w:bookmarkStart w:id="6" w:name="why-we-missed-it-and-the-fix"/>
       <w:bookmarkEnd w:id="5"/>
@@ -1523,8 +1517,9 @@
         <w:numRestart w:val="eachSect"/>
       </w:footnotePr>
       <w:pgSz w:w="12240" w:h="15840"/>
-      <w:pgMar w:top="1440" w:right="1440" w:bottom="1440" w:left="1440" w:header="720" w:footer="720" w:gutter="0"/>
+      <w:pgMar w:top="860" w:right="1000" w:bottom="860" w:left="1000" w:header="720" w:footer="720" w:gutter="0"/>
       <w:cols w:space="720"/>
+      <w:docGrid w:linePitch="245"/>
     </w:sectPr>
   </w:body>
 </w:document>
@@ -1535,7 +1530,7 @@
   <w:abstractNum w:abstractNumId="0" w15:restartNumberingAfterBreak="0">
     <w:nsid w:val="0000A990"/>
     <w:multiLevelType w:val="multilevel"/>
-    <w:tmpl w:val="E50CBB94"/>
+    <w:tmpl w:val="98021A80"/>
     <w:lvl w:ilvl="0">
       <w:numFmt w:val="bullet"/>
       <w:lvlText w:val=" "/>
@@ -1612,7 +1607,7 @@
   <w:abstractNum w:abstractNumId="1" w15:restartNumberingAfterBreak="0">
     <w:nsid w:val="0000A991"/>
     <w:multiLevelType w:val="multilevel"/>
-    <w:tmpl w:val="4E0A601C"/>
+    <w:tmpl w:val="FD80C4B0"/>
     <w:lvl w:ilvl="0">
       <w:numFmt w:val="bullet"/>
       <w:lvlText w:val=""/>
@@ -1716,7 +1711,7 @@
   <w:abstractNum w:abstractNumId="2" w15:restartNumberingAfterBreak="0">
     <w:nsid w:val="00A99411"/>
     <w:multiLevelType w:val="multilevel"/>
-    <w:tmpl w:val="AA4832DC"/>
+    <w:tmpl w:val="B958E50E"/>
     <w:lvl w:ilvl="0">
       <w:start w:val="1"/>
       <w:numFmt w:val="decimal"/>
@@ -1799,16 +1794,16 @@
       </w:pPr>
     </w:lvl>
   </w:abstractNum>
-  <w:num w:numId="1" w16cid:durableId="137459117">
+  <w:num w:numId="1" w16cid:durableId="560530554">
     <w:abstractNumId w:val="0"/>
   </w:num>
-  <w:num w:numId="2" w16cid:durableId="760027012">
+  <w:num w:numId="2" w16cid:durableId="1890023554">
     <w:abstractNumId w:val="1"/>
   </w:num>
-  <w:num w:numId="3" w16cid:durableId="834153530">
+  <w:num w:numId="3" w16cid:durableId="1930919716">
     <w:abstractNumId w:val="1"/>
   </w:num>
-  <w:num w:numId="4" w16cid:durableId="175702190">
+  <w:num w:numId="4" w16cid:durableId="1908999822">
     <w:abstractNumId w:val="2"/>
     <w:lvlOverride w:ilvl="0">
       <w:startOverride w:val="1"/>
@@ -2106,11 +2101,11 @@
     <w:name w:val="Normal"/>
     <w:qFormat/>
     <w:pPr>
-      <w:spacing w:after="120"/>
+      <w:spacing w:after="40"/>
     </w:pPr>
     <w:rPr>
       <w:rFonts w:ascii="Calibri" w:hAnsi="Calibri" w:cs="Calibri"/>
-      <w:sz w:val="21"/>
+      <w:sz w:val="18"/>
     </w:rPr>
   </w:style>
   <w:style w:type="paragraph" w:styleId="Heading1">
@@ -2124,14 +2119,14 @@
     <w:pPr>
       <w:keepNext/>
       <w:keepLines/>
-      <w:spacing w:before="240" w:after="80"/>
+      <w:spacing w:before="100" w:after="20"/>
       <w:outlineLvl w:val="0"/>
     </w:pPr>
     <w:rPr>
       <w:rFonts w:eastAsiaTheme="majorEastAsia"/>
       <w:b/>
       <w:color w:val="1F3B5F"/>
-      <w:sz w:val="30"/>
+      <w:sz w:val="24"/>
       <w:szCs w:val="40"/>
     </w:rPr>
   </w:style>
@@ -2195,7 +2190,7 @@
     <w:pPr>
       <w:keepNext/>
       <w:keepLines/>
-      <w:spacing w:before="80" w:after="40"/>
+      <w:spacing w:before="80"/>
       <w:outlineLvl w:val="3"/>
     </w:pPr>
     <w:rPr>
@@ -2218,7 +2213,7 @@
     <w:pPr>
       <w:keepNext/>
       <w:keepLines/>
-      <w:spacing w:before="80" w:after="40"/>
+      <w:spacing w:before="80"/>
       <w:outlineLvl w:val="4"/>
     </w:pPr>
     <w:rPr>
@@ -2373,7 +2368,7 @@
     <w:rsid w:val="00A10FD9"/>
     <w:pPr>
       <w:keepNext/>
-      <w:spacing w:before="240" w:after="80"/>
+      <w:spacing w:before="100" w:after="20"/>
       <w:contextualSpacing/>
       <w:jc w:val="center"/>
     </w:pPr>
@@ -2381,7 +2376,7 @@
       <w:rFonts w:eastAsiaTheme="majorEastAsia"/>
       <w:b/>
       <w:color w:val="1F3B5F"/>
-      <w:sz w:val="40"/>
+      <w:sz w:val="26"/>
       <w:szCs w:val="56"/>
     </w:rPr>
   </w:style>
@@ -2395,7 +2390,7 @@
       <w:rFonts w:ascii="Calibri" w:eastAsiaTheme="majorEastAsia" w:hAnsi="Calibri" w:cs="Calibri"/>
       <w:b/>
       <w:color w:val="1F3B5F"/>
-      <w:sz w:val="40"/>
+      <w:sz w:val="26"/>
       <w:szCs w:val="56"/>
     </w:rPr>
   </w:style>
@@ -2506,7 +2501,6 @@
       <w:rFonts w:ascii="Calibri" w:eastAsiaTheme="majorEastAsia" w:hAnsi="Calibri" w:cs="Calibri"/>
       <w:b/>
       <w:color w:val="1F3B5F"/>
-      <w:sz w:val="30"/>
       <w:szCs w:val="40"/>
     </w:rPr>
   </w:style>
@@ -2693,6 +2687,9 @@
     <w:name w:val="caption"/>
     <w:basedOn w:val="Normal"/>
     <w:link w:val="CaptionChar"/>
+    <w:pPr>
+      <w:spacing w:after="120"/>
+    </w:pPr>
     <w:rPr>
       <w:i/>
     </w:rPr>
@@ -2759,7 +2756,7 @@
     <w:unhideWhenUsed/>
     <w:qFormat/>
     <w:pPr>
-      <w:spacing w:line="259" w:lineRule="auto"/>
+      <w:spacing w:before="240" w:line="259" w:lineRule="auto"/>
       <w:outlineLvl w:val="9"/>
     </w:pPr>
     <w:rPr>
@@ -3070,7 +3067,7 @@
     <w:name w:val="Grid Table 4"/>
     <w:basedOn w:val="TableNormal"/>
     <w:uiPriority w:val="49"/>
-    <w:rsid w:val="001978FE"/>
+    <w:rsid w:val="003A7668"/>
     <w:pPr>
       <w:spacing w:after="0"/>
     </w:pPr>
